--- a/src/main/resources/templates/WI.docx
+++ b/src/main/resources/templates/WI.docx
@@ -1,6 +1,6 @@
 
 <file path=word/document.xml><?xml version="1.0" encoding="utf-8"?>
-<w:document xmlns:wpc="http://schemas.microsoft.com/office/word/2010/wordprocessingCanvas" xmlns:cx="http://schemas.microsoft.com/office/drawing/2014/chartex" xmlns:cx1="http://schemas.microsoft.com/office/drawing/2015/9/8/chartex" xmlns:cx2="http://schemas.microsoft.com/office/drawing/2015/10/21/chartex" xmlns:cx3="http://schemas.microsoft.com/office/drawing/2016/5/9/chartex" xmlns:cx4="http://schemas.microsoft.com/office/drawing/2016/5/10/chartex" xmlns:cx5="http://schemas.microsoft.com/office/drawing/2016/5/11/chartex" xmlns:cx6="http://schemas.microsoft.com/office/drawing/2016/5/12/chartex" xmlns:cx7="http://schemas.microsoft.com/office/drawing/2016/5/13/chartex" xmlns:cx8="http://schemas.microsoft.com/office/drawing/2016/5/14/chartex" xmlns:mc="http://schemas.openxmlformats.org/markup-compatibility/2006" xmlns:aink="http://schemas.microsoft.com/office/drawing/2016/ink" xmlns:am3d="http://schemas.microsoft.com/office/drawing/2017/model3d" xmlns:o="urn:schemas-microsoft-com:office:office" xmlns:r="http://schemas.openxmlformats.org/officeDocument/2006/relationships" xmlns:m="http://schemas.openxmlformats.org/officeDocument/2006/math" xmlns:v="urn:schemas-microsoft-com:vml" xmlns:wp14="http://schemas.microsoft.com/office/word/2010/wordprocessingDrawing" xmlns:wp="http://schemas.openxmlformats.org/drawingml/2006/wordprocessingDrawing" xmlns:w10="urn:schemas-microsoft-com:office:word" xmlns:w="http://schemas.openxmlformats.org/wordprocessingml/2006/main" xmlns:w14="http://schemas.microsoft.com/office/word/2010/wordml" xmlns:w15="http://schemas.microsoft.com/office/word/2012/wordml" xmlns:w16cid="http://schemas.microsoft.com/office/word/2016/wordml/cid" xmlns:w16se="http://schemas.microsoft.com/office/word/2015/wordml/symex" xmlns:wpg="http://schemas.microsoft.com/office/word/2010/wordprocessingGroup" xmlns:wpi="http://schemas.microsoft.com/office/word/2010/wordprocessingInk" xmlns:wne="http://schemas.microsoft.com/office/word/2006/wordml" xmlns:wps="http://schemas.microsoft.com/office/word/2010/wordprocessingShape" mc:Ignorable="w14 w15 w16se w16cid wp14">
+<w:document xmlns:wpc="http://schemas.microsoft.com/office/word/2010/wordprocessingCanvas" xmlns:cx="http://schemas.microsoft.com/office/drawing/2014/chartex" xmlns:cx1="http://schemas.microsoft.com/office/drawing/2015/9/8/chartex" xmlns:cx2="http://schemas.microsoft.com/office/drawing/2015/10/21/chartex" xmlns:cx3="http://schemas.microsoft.com/office/drawing/2016/5/9/chartex" xmlns:cx4="http://schemas.microsoft.com/office/drawing/2016/5/10/chartex" xmlns:cx5="http://schemas.microsoft.com/office/drawing/2016/5/11/chartex" xmlns:cx6="http://schemas.microsoft.com/office/drawing/2016/5/12/chartex" xmlns:cx7="http://schemas.microsoft.com/office/drawing/2016/5/13/chartex" xmlns:cx8="http://schemas.microsoft.com/office/drawing/2016/5/14/chartex" xmlns:mc="http://schemas.openxmlformats.org/markup-compatibility/2006" xmlns:aink="http://schemas.microsoft.com/office/drawing/2016/ink" xmlns:am3d="http://schemas.microsoft.com/office/drawing/2017/model3d" xmlns:o="urn:schemas-microsoft-com:office:office" xmlns:oel="http://schemas.microsoft.com/office/2019/extlst" xmlns:r="http://schemas.openxmlformats.org/officeDocument/2006/relationships" xmlns:m="http://schemas.openxmlformats.org/officeDocument/2006/math" xmlns:v="urn:schemas-microsoft-com:vml" xmlns:wp14="http://schemas.microsoft.com/office/word/2010/wordprocessingDrawing" xmlns:wp="http://schemas.openxmlformats.org/drawingml/2006/wordprocessingDrawing" xmlns:w10="urn:schemas-microsoft-com:office:word" xmlns:w="http://schemas.openxmlformats.org/wordprocessingml/2006/main" xmlns:w14="http://schemas.microsoft.com/office/word/2010/wordml" xmlns:w15="http://schemas.microsoft.com/office/word/2012/wordml" xmlns:w16cex="http://schemas.microsoft.com/office/word/2018/wordml/cex" xmlns:w16cid="http://schemas.microsoft.com/office/word/2016/wordml/cid" xmlns:w16="http://schemas.microsoft.com/office/word/2018/wordml" xmlns:w16du="http://schemas.microsoft.com/office/word/2023/wordml/word16du" xmlns:w16sdtdh="http://schemas.microsoft.com/office/word/2020/wordml/sdtdatahash" xmlns:w16sdtfl="http://schemas.microsoft.com/office/word/2024/wordml/sdtformatlock" xmlns:w16se="http://schemas.microsoft.com/office/word/2015/wordml/symex" xmlns:wpg="http://schemas.microsoft.com/office/word/2010/wordprocessingGroup" xmlns:wpi="http://schemas.microsoft.com/office/word/2010/wordprocessingInk" xmlns:wne="http://schemas.microsoft.com/office/word/2006/wordml" xmlns:wps="http://schemas.microsoft.com/office/word/2010/wordprocessingShape" mc:Ignorable="w14 w15 w16se w16cid w16 w16cex w16sdtdh w16sdtfl w16du wp14">
   <w:background w:color="FFFFFF"/>
   <w:body>
     <w:tbl>
@@ -32,7 +32,6 @@
               <w:left w:val="single" w:sz="1" w:space="0" w:color="000000"/>
               <w:bottom w:val="single" w:sz="4" w:space="0" w:color="auto"/>
             </w:tcBorders>
-            <w:shd w:val="clear" w:color="auto" w:fill="auto"/>
           </w:tcPr>
           <w:p>
             <w:pPr>
@@ -74,7 +73,6 @@
               <w:left w:val="single" w:sz="1" w:space="0" w:color="000000"/>
               <w:bottom w:val="single" w:sz="4" w:space="0" w:color="auto"/>
             </w:tcBorders>
-            <w:shd w:val="clear" w:color="auto" w:fill="auto"/>
           </w:tcPr>
           <w:p>
             <w:pPr>
@@ -99,7 +97,6 @@
               <w:left w:val="single" w:sz="1" w:space="0" w:color="000000"/>
               <w:bottom w:val="single" w:sz="4" w:space="0" w:color="auto"/>
             </w:tcBorders>
-            <w:shd w:val="clear" w:color="auto" w:fill="auto"/>
           </w:tcPr>
           <w:p>
             <w:pPr>
@@ -125,7 +122,6 @@
               <w:left w:val="single" w:sz="1" w:space="0" w:color="000000"/>
               <w:bottom w:val="single" w:sz="4" w:space="0" w:color="auto"/>
             </w:tcBorders>
-            <w:shd w:val="clear" w:color="auto" w:fill="auto"/>
           </w:tcPr>
           <w:p>
             <w:pPr>
@@ -152,7 +148,6 @@
               <w:bottom w:val="single" w:sz="4" w:space="0" w:color="auto"/>
               <w:right w:val="single" w:sz="1" w:space="0" w:color="000000"/>
             </w:tcBorders>
-            <w:shd w:val="clear" w:color="auto" w:fill="auto"/>
           </w:tcPr>
           <w:p>
             <w:pPr>
@@ -181,7 +176,6 @@
               <w:bottom w:val="single" w:sz="4" w:space="0" w:color="auto"/>
               <w:right w:val="single" w:sz="4" w:space="0" w:color="auto"/>
             </w:tcBorders>
-            <w:shd w:val="clear" w:color="auto" w:fill="auto"/>
           </w:tcPr>
           <w:p>
             <w:pPr>
@@ -208,7 +202,6 @@
               <w:bottom w:val="single" w:sz="4" w:space="0" w:color="auto"/>
               <w:right w:val="single" w:sz="4" w:space="0" w:color="auto"/>
             </w:tcBorders>
-            <w:shd w:val="clear" w:color="auto" w:fill="auto"/>
           </w:tcPr>
           <w:p>
             <w:pPr>
@@ -235,7 +228,6 @@
               <w:bottom w:val="single" w:sz="4" w:space="0" w:color="auto"/>
               <w:right w:val="single" w:sz="4" w:space="0" w:color="auto"/>
             </w:tcBorders>
-            <w:shd w:val="clear" w:color="auto" w:fill="auto"/>
           </w:tcPr>
           <w:p>
             <w:pPr>
@@ -262,7 +254,6 @@
               <w:bottom w:val="single" w:sz="4" w:space="0" w:color="auto"/>
               <w:right w:val="single" w:sz="4" w:space="0" w:color="auto"/>
             </w:tcBorders>
-            <w:shd w:val="clear" w:color="auto" w:fill="auto"/>
           </w:tcPr>
           <w:p>
             <w:pPr>
@@ -291,7 +282,6 @@
               <w:bottom w:val="single" w:sz="4" w:space="0" w:color="auto"/>
               <w:right w:val="single" w:sz="4" w:space="0" w:color="auto"/>
             </w:tcBorders>
-            <w:shd w:val="clear" w:color="auto" w:fill="auto"/>
           </w:tcPr>
           <w:p>
             <w:pPr>
@@ -313,10 +303,7 @@
         </w:tc>
       </w:tr>
     </w:tbl>
-    <w:p>
-      <w:bookmarkStart w:id="0" w:name="_GoBack"/>
-      <w:bookmarkEnd w:id="0"/>
-    </w:p>
+    <w:p/>
     <w:sectPr>
       <w:headerReference w:type="default" r:id="rId6"/>
       <w:pgSz w:w="16838" w:h="11906" w:orient="landscape"/>
@@ -328,7 +315,7 @@
 </file>
 
 <file path=word/endnotes.xml><?xml version="1.0" encoding="utf-8"?>
-<w:endnotes xmlns:wpc="http://schemas.microsoft.com/office/word/2010/wordprocessingCanvas" xmlns:cx="http://schemas.microsoft.com/office/drawing/2014/chartex" xmlns:cx1="http://schemas.microsoft.com/office/drawing/2015/9/8/chartex" xmlns:cx2="http://schemas.microsoft.com/office/drawing/2015/10/21/chartex" xmlns:cx3="http://schemas.microsoft.com/office/drawing/2016/5/9/chartex" xmlns:cx4="http://schemas.microsoft.com/office/drawing/2016/5/10/chartex" xmlns:cx5="http://schemas.microsoft.com/office/drawing/2016/5/11/chartex" xmlns:cx6="http://schemas.microsoft.com/office/drawing/2016/5/12/chartex" xmlns:cx7="http://schemas.microsoft.com/office/drawing/2016/5/13/chartex" xmlns:cx8="http://schemas.microsoft.com/office/drawing/2016/5/14/chartex" xmlns:mc="http://schemas.openxmlformats.org/markup-compatibility/2006" xmlns:aink="http://schemas.microsoft.com/office/drawing/2016/ink" xmlns:am3d="http://schemas.microsoft.com/office/drawing/2017/model3d" xmlns:o="urn:schemas-microsoft-com:office:office" xmlns:r="http://schemas.openxmlformats.org/officeDocument/2006/relationships" xmlns:m="http://schemas.openxmlformats.org/officeDocument/2006/math" xmlns:v="urn:schemas-microsoft-com:vml" xmlns:wp14="http://schemas.microsoft.com/office/word/2010/wordprocessingDrawing" xmlns:wp="http://schemas.openxmlformats.org/drawingml/2006/wordprocessingDrawing" xmlns:w10="urn:schemas-microsoft-com:office:word" xmlns:w="http://schemas.openxmlformats.org/wordprocessingml/2006/main" xmlns:w14="http://schemas.microsoft.com/office/word/2010/wordml" xmlns:w15="http://schemas.microsoft.com/office/word/2012/wordml" xmlns:w16cid="http://schemas.microsoft.com/office/word/2016/wordml/cid" xmlns:w16se="http://schemas.microsoft.com/office/word/2015/wordml/symex" xmlns:wpg="http://schemas.microsoft.com/office/word/2010/wordprocessingGroup" xmlns:wpi="http://schemas.microsoft.com/office/word/2010/wordprocessingInk" xmlns:wne="http://schemas.microsoft.com/office/word/2006/wordml" xmlns:wps="http://schemas.microsoft.com/office/word/2010/wordprocessingShape" mc:Ignorable="w14 w15 w16se w16cid wp14">
+<w:endnotes xmlns:wpc="http://schemas.microsoft.com/office/word/2010/wordprocessingCanvas" xmlns:cx="http://schemas.microsoft.com/office/drawing/2014/chartex" xmlns:cx1="http://schemas.microsoft.com/office/drawing/2015/9/8/chartex" xmlns:cx2="http://schemas.microsoft.com/office/drawing/2015/10/21/chartex" xmlns:cx3="http://schemas.microsoft.com/office/drawing/2016/5/9/chartex" xmlns:cx4="http://schemas.microsoft.com/office/drawing/2016/5/10/chartex" xmlns:cx5="http://schemas.microsoft.com/office/drawing/2016/5/11/chartex" xmlns:cx6="http://schemas.microsoft.com/office/drawing/2016/5/12/chartex" xmlns:cx7="http://schemas.microsoft.com/office/drawing/2016/5/13/chartex" xmlns:cx8="http://schemas.microsoft.com/office/drawing/2016/5/14/chartex" xmlns:mc="http://schemas.openxmlformats.org/markup-compatibility/2006" xmlns:aink="http://schemas.microsoft.com/office/drawing/2016/ink" xmlns:am3d="http://schemas.microsoft.com/office/drawing/2017/model3d" xmlns:o="urn:schemas-microsoft-com:office:office" xmlns:oel="http://schemas.microsoft.com/office/2019/extlst" xmlns:r="http://schemas.openxmlformats.org/officeDocument/2006/relationships" xmlns:m="http://schemas.openxmlformats.org/officeDocument/2006/math" xmlns:v="urn:schemas-microsoft-com:vml" xmlns:wp14="http://schemas.microsoft.com/office/word/2010/wordprocessingDrawing" xmlns:wp="http://schemas.openxmlformats.org/drawingml/2006/wordprocessingDrawing" xmlns:w10="urn:schemas-microsoft-com:office:word" xmlns:w="http://schemas.openxmlformats.org/wordprocessingml/2006/main" xmlns:w14="http://schemas.microsoft.com/office/word/2010/wordml" xmlns:w15="http://schemas.microsoft.com/office/word/2012/wordml" xmlns:w16cex="http://schemas.microsoft.com/office/word/2018/wordml/cex" xmlns:w16cid="http://schemas.microsoft.com/office/word/2016/wordml/cid" xmlns:w16="http://schemas.microsoft.com/office/word/2018/wordml" xmlns:w16du="http://schemas.microsoft.com/office/word/2023/wordml/word16du" xmlns:w16sdtdh="http://schemas.microsoft.com/office/word/2020/wordml/sdtdatahash" xmlns:w16sdtfl="http://schemas.microsoft.com/office/word/2024/wordml/sdtformatlock" xmlns:w16se="http://schemas.microsoft.com/office/word/2015/wordml/symex" xmlns:wpg="http://schemas.microsoft.com/office/word/2010/wordprocessingGroup" xmlns:wpi="http://schemas.microsoft.com/office/word/2010/wordprocessingInk" xmlns:wne="http://schemas.microsoft.com/office/word/2006/wordml" xmlns:wps="http://schemas.microsoft.com/office/word/2010/wordprocessingShape" mc:Ignorable="w14 w15 w16se w16cid w16 w16cex w16sdtdh w16sdtfl w16du wp14">
   <w:endnote w:type="separator" w:id="-1">
     <w:p>
       <w:r>
@@ -347,7 +334,7 @@
 </file>
 
 <file path=word/footnotes.xml><?xml version="1.0" encoding="utf-8"?>
-<w:footnotes xmlns:wpc="http://schemas.microsoft.com/office/word/2010/wordprocessingCanvas" xmlns:cx="http://schemas.microsoft.com/office/drawing/2014/chartex" xmlns:cx1="http://schemas.microsoft.com/office/drawing/2015/9/8/chartex" xmlns:cx2="http://schemas.microsoft.com/office/drawing/2015/10/21/chartex" xmlns:cx3="http://schemas.microsoft.com/office/drawing/2016/5/9/chartex" xmlns:cx4="http://schemas.microsoft.com/office/drawing/2016/5/10/chartex" xmlns:cx5="http://schemas.microsoft.com/office/drawing/2016/5/11/chartex" xmlns:cx6="http://schemas.microsoft.com/office/drawing/2016/5/12/chartex" xmlns:cx7="http://schemas.microsoft.com/office/drawing/2016/5/13/chartex" xmlns:cx8="http://schemas.microsoft.com/office/drawing/2016/5/14/chartex" xmlns:mc="http://schemas.openxmlformats.org/markup-compatibility/2006" xmlns:aink="http://schemas.microsoft.com/office/drawing/2016/ink" xmlns:am3d="http://schemas.microsoft.com/office/drawing/2017/model3d" xmlns:o="urn:schemas-microsoft-com:office:office" xmlns:r="http://schemas.openxmlformats.org/officeDocument/2006/relationships" xmlns:m="http://schemas.openxmlformats.org/officeDocument/2006/math" xmlns:v="urn:schemas-microsoft-com:vml" xmlns:wp14="http://schemas.microsoft.com/office/word/2010/wordprocessingDrawing" xmlns:wp="http://schemas.openxmlformats.org/drawingml/2006/wordprocessingDrawing" xmlns:w10="urn:schemas-microsoft-com:office:word" xmlns:w="http://schemas.openxmlformats.org/wordprocessingml/2006/main" xmlns:w14="http://schemas.microsoft.com/office/word/2010/wordml" xmlns:w15="http://schemas.microsoft.com/office/word/2012/wordml" xmlns:w16cid="http://schemas.microsoft.com/office/word/2016/wordml/cid" xmlns:w16se="http://schemas.microsoft.com/office/word/2015/wordml/symex" xmlns:wpg="http://schemas.microsoft.com/office/word/2010/wordprocessingGroup" xmlns:wpi="http://schemas.microsoft.com/office/word/2010/wordprocessingInk" xmlns:wne="http://schemas.microsoft.com/office/word/2006/wordml" xmlns:wps="http://schemas.microsoft.com/office/word/2010/wordprocessingShape" mc:Ignorable="w14 w15 w16se w16cid wp14">
+<w:footnotes xmlns:wpc="http://schemas.microsoft.com/office/word/2010/wordprocessingCanvas" xmlns:cx="http://schemas.microsoft.com/office/drawing/2014/chartex" xmlns:cx1="http://schemas.microsoft.com/office/drawing/2015/9/8/chartex" xmlns:cx2="http://schemas.microsoft.com/office/drawing/2015/10/21/chartex" xmlns:cx3="http://schemas.microsoft.com/office/drawing/2016/5/9/chartex" xmlns:cx4="http://schemas.microsoft.com/office/drawing/2016/5/10/chartex" xmlns:cx5="http://schemas.microsoft.com/office/drawing/2016/5/11/chartex" xmlns:cx6="http://schemas.microsoft.com/office/drawing/2016/5/12/chartex" xmlns:cx7="http://schemas.microsoft.com/office/drawing/2016/5/13/chartex" xmlns:cx8="http://schemas.microsoft.com/office/drawing/2016/5/14/chartex" xmlns:mc="http://schemas.openxmlformats.org/markup-compatibility/2006" xmlns:aink="http://schemas.microsoft.com/office/drawing/2016/ink" xmlns:am3d="http://schemas.microsoft.com/office/drawing/2017/model3d" xmlns:o="urn:schemas-microsoft-com:office:office" xmlns:oel="http://schemas.microsoft.com/office/2019/extlst" xmlns:r="http://schemas.openxmlformats.org/officeDocument/2006/relationships" xmlns:m="http://schemas.openxmlformats.org/officeDocument/2006/math" xmlns:v="urn:schemas-microsoft-com:vml" xmlns:wp14="http://schemas.microsoft.com/office/word/2010/wordprocessingDrawing" xmlns:wp="http://schemas.openxmlformats.org/drawingml/2006/wordprocessingDrawing" xmlns:w10="urn:schemas-microsoft-com:office:word" xmlns:w="http://schemas.openxmlformats.org/wordprocessingml/2006/main" xmlns:w14="http://schemas.microsoft.com/office/word/2010/wordml" xmlns:w15="http://schemas.microsoft.com/office/word/2012/wordml" xmlns:w16cex="http://schemas.microsoft.com/office/word/2018/wordml/cex" xmlns:w16cid="http://schemas.microsoft.com/office/word/2016/wordml/cid" xmlns:w16="http://schemas.microsoft.com/office/word/2018/wordml" xmlns:w16du="http://schemas.microsoft.com/office/word/2023/wordml/word16du" xmlns:w16sdtdh="http://schemas.microsoft.com/office/word/2020/wordml/sdtdatahash" xmlns:w16sdtfl="http://schemas.microsoft.com/office/word/2024/wordml/sdtformatlock" xmlns:w16se="http://schemas.microsoft.com/office/word/2015/wordml/symex" xmlns:wpg="http://schemas.microsoft.com/office/word/2010/wordprocessingGroup" xmlns:wpi="http://schemas.microsoft.com/office/word/2010/wordprocessingInk" xmlns:wne="http://schemas.microsoft.com/office/word/2006/wordml" xmlns:wps="http://schemas.microsoft.com/office/word/2010/wordprocessingShape" mc:Ignorable="w14 w15 w16se w16cid w16 w16cex w16sdtdh w16sdtfl w16du wp14">
   <w:footnote w:type="separator" w:id="-1">
     <w:p>
       <w:r>
@@ -366,7 +353,7 @@
 </file>
 
 <file path=word/header1.xml><?xml version="1.0" encoding="utf-8"?>
-<w:hdr xmlns:wpc="http://schemas.microsoft.com/office/word/2010/wordprocessingCanvas" xmlns:cx="http://schemas.microsoft.com/office/drawing/2014/chartex" xmlns:cx1="http://schemas.microsoft.com/office/drawing/2015/9/8/chartex" xmlns:cx2="http://schemas.microsoft.com/office/drawing/2015/10/21/chartex" xmlns:cx3="http://schemas.microsoft.com/office/drawing/2016/5/9/chartex" xmlns:cx4="http://schemas.microsoft.com/office/drawing/2016/5/10/chartex" xmlns:cx5="http://schemas.microsoft.com/office/drawing/2016/5/11/chartex" xmlns:cx6="http://schemas.microsoft.com/office/drawing/2016/5/12/chartex" xmlns:cx7="http://schemas.microsoft.com/office/drawing/2016/5/13/chartex" xmlns:cx8="http://schemas.microsoft.com/office/drawing/2016/5/14/chartex" xmlns:mc="http://schemas.openxmlformats.org/markup-compatibility/2006" xmlns:aink="http://schemas.microsoft.com/office/drawing/2016/ink" xmlns:am3d="http://schemas.microsoft.com/office/drawing/2017/model3d" xmlns:o="urn:schemas-microsoft-com:office:office" xmlns:r="http://schemas.openxmlformats.org/officeDocument/2006/relationships" xmlns:m="http://schemas.openxmlformats.org/officeDocument/2006/math" xmlns:v="urn:schemas-microsoft-com:vml" xmlns:wp14="http://schemas.microsoft.com/office/word/2010/wordprocessingDrawing" xmlns:wp="http://schemas.openxmlformats.org/drawingml/2006/wordprocessingDrawing" xmlns:w10="urn:schemas-microsoft-com:office:word" xmlns:w="http://schemas.openxmlformats.org/wordprocessingml/2006/main" xmlns:w14="http://schemas.microsoft.com/office/word/2010/wordml" xmlns:w15="http://schemas.microsoft.com/office/word/2012/wordml" xmlns:w16cid="http://schemas.microsoft.com/office/word/2016/wordml/cid" xmlns:w16se="http://schemas.microsoft.com/office/word/2015/wordml/symex" xmlns:wpg="http://schemas.microsoft.com/office/word/2010/wordprocessingGroup" xmlns:wpi="http://schemas.microsoft.com/office/word/2010/wordprocessingInk" xmlns:wne="http://schemas.microsoft.com/office/word/2006/wordml" xmlns:wps="http://schemas.microsoft.com/office/word/2010/wordprocessingShape" mc:Ignorable="w14 w15 w16se w16cid wp14">
+<w:hdr xmlns:wpc="http://schemas.microsoft.com/office/word/2010/wordprocessingCanvas" xmlns:cx="http://schemas.microsoft.com/office/drawing/2014/chartex" xmlns:cx1="http://schemas.microsoft.com/office/drawing/2015/9/8/chartex" xmlns:cx2="http://schemas.microsoft.com/office/drawing/2015/10/21/chartex" xmlns:cx3="http://schemas.microsoft.com/office/drawing/2016/5/9/chartex" xmlns:cx4="http://schemas.microsoft.com/office/drawing/2016/5/10/chartex" xmlns:cx5="http://schemas.microsoft.com/office/drawing/2016/5/11/chartex" xmlns:cx6="http://schemas.microsoft.com/office/drawing/2016/5/12/chartex" xmlns:cx7="http://schemas.microsoft.com/office/drawing/2016/5/13/chartex" xmlns:cx8="http://schemas.microsoft.com/office/drawing/2016/5/14/chartex" xmlns:mc="http://schemas.openxmlformats.org/markup-compatibility/2006" xmlns:aink="http://schemas.microsoft.com/office/drawing/2016/ink" xmlns:am3d="http://schemas.microsoft.com/office/drawing/2017/model3d" xmlns:o="urn:schemas-microsoft-com:office:office" xmlns:oel="http://schemas.microsoft.com/office/2019/extlst" xmlns:r="http://schemas.openxmlformats.org/officeDocument/2006/relationships" xmlns:m="http://schemas.openxmlformats.org/officeDocument/2006/math" xmlns:v="urn:schemas-microsoft-com:vml" xmlns:wp14="http://schemas.microsoft.com/office/word/2010/wordprocessingDrawing" xmlns:wp="http://schemas.openxmlformats.org/drawingml/2006/wordprocessingDrawing" xmlns:w10="urn:schemas-microsoft-com:office:word" xmlns:w="http://schemas.openxmlformats.org/wordprocessingml/2006/main" xmlns:w14="http://schemas.microsoft.com/office/word/2010/wordml" xmlns:w15="http://schemas.microsoft.com/office/word/2012/wordml" xmlns:w16cex="http://schemas.microsoft.com/office/word/2018/wordml/cex" xmlns:w16cid="http://schemas.microsoft.com/office/word/2016/wordml/cid" xmlns:w16="http://schemas.microsoft.com/office/word/2018/wordml" xmlns:w16du="http://schemas.microsoft.com/office/word/2023/wordml/word16du" xmlns:w16sdtdh="http://schemas.microsoft.com/office/word/2020/wordml/sdtdatahash" xmlns:w16sdtfl="http://schemas.microsoft.com/office/word/2024/wordml/sdtformatlock" xmlns:w16se="http://schemas.microsoft.com/office/word/2015/wordml/symex" xmlns:wpg="http://schemas.microsoft.com/office/word/2010/wordprocessingGroup" xmlns:wpi="http://schemas.microsoft.com/office/word/2010/wordprocessingInk" xmlns:wne="http://schemas.microsoft.com/office/word/2006/wordml" xmlns:wps="http://schemas.microsoft.com/office/word/2010/wordprocessingShape" mc:Ignorable="w14 w15 w16se w16cid w16 w16cex w16sdtdh w16sdtfl w16du wp14">
   <w:tbl>
     <w:tblPr>
       <w:tblW w:w="0" w:type="auto"/>
@@ -382,20 +369,24 @@
     </w:tblPr>
     <w:tblGrid>
       <w:gridCol w:w="913"/>
-      <w:gridCol w:w="770"/>
+      <w:gridCol w:w="120"/>
+      <w:gridCol w:w="650"/>
       <w:gridCol w:w="445"/>
       <w:gridCol w:w="900"/>
       <w:gridCol w:w="112"/>
       <w:gridCol w:w="816"/>
-      <w:gridCol w:w="1643"/>
+      <w:gridCol w:w="413"/>
+      <w:gridCol w:w="1230"/>
       <w:gridCol w:w="1014"/>
-      <w:gridCol w:w="672"/>
+      <w:gridCol w:w="641"/>
+      <w:gridCol w:w="31"/>
       <w:gridCol w:w="667"/>
       <w:gridCol w:w="61"/>
       <w:gridCol w:w="1343"/>
       <w:gridCol w:w="985"/>
       <w:gridCol w:w="127"/>
-      <w:gridCol w:w="730"/>
+      <w:gridCol w:w="558"/>
+      <w:gridCol w:w="172"/>
       <w:gridCol w:w="143"/>
       <w:gridCol w:w="457"/>
       <w:gridCol w:w="672"/>
@@ -418,7 +409,6 @@
             <w:left w:val="single" w:sz="1" w:space="0" w:color="000000"/>
             <w:bottom w:val="single" w:sz="1" w:space="0" w:color="000000"/>
           </w:tcBorders>
-          <w:shd w:val="clear" w:color="auto" w:fill="auto"/>
         </w:tcPr>
         <w:p>
           <w:pPr>
@@ -442,13 +432,12 @@
       <w:tc>
         <w:tcPr>
           <w:tcW w:w="1215" w:type="dxa"/>
-          <w:gridSpan w:val="2"/>
+          <w:gridSpan w:val="3"/>
           <w:tcBorders>
             <w:top w:val="single" w:sz="1" w:space="0" w:color="000000"/>
             <w:left w:val="single" w:sz="1" w:space="0" w:color="000000"/>
             <w:bottom w:val="single" w:sz="1" w:space="0" w:color="000000"/>
           </w:tcBorders>
-          <w:shd w:val="clear" w:color="auto" w:fill="auto"/>
         </w:tcPr>
         <w:p>
           <w:pPr>
@@ -469,7 +458,6 @@
             <w:left w:val="single" w:sz="1" w:space="0" w:color="000000"/>
             <w:bottom w:val="single" w:sz="1" w:space="0" w:color="000000"/>
           </w:tcBorders>
-          <w:shd w:val="clear" w:color="auto" w:fill="auto"/>
         </w:tcPr>
         <w:p>
           <w:pPr>
@@ -490,7 +478,6 @@
             <w:left w:val="single" w:sz="1" w:space="0" w:color="000000"/>
             <w:bottom w:val="single" w:sz="1" w:space="0" w:color="000000"/>
           </w:tcBorders>
-          <w:shd w:val="clear" w:color="auto" w:fill="auto"/>
         </w:tcPr>
         <w:p>
           <w:pPr>
@@ -505,12 +492,11 @@
       <w:tc>
         <w:tcPr>
           <w:tcW w:w="2657" w:type="dxa"/>
-          <w:gridSpan w:val="2"/>
+          <w:gridSpan w:val="3"/>
           <w:tcBorders>
             <w:left w:val="single" w:sz="1" w:space="0" w:color="000000"/>
             <w:bottom w:val="single" w:sz="1" w:space="0" w:color="000000"/>
           </w:tcBorders>
-          <w:shd w:val="clear" w:color="auto" w:fill="auto"/>
         </w:tcPr>
         <w:p>
           <w:pPr>
@@ -525,12 +511,12 @@
       <w:tc>
         <w:tcPr>
           <w:tcW w:w="672" w:type="dxa"/>
+          <w:gridSpan w:val="2"/>
           <w:tcBorders>
             <w:top w:val="single" w:sz="1" w:space="0" w:color="000000"/>
             <w:left w:val="single" w:sz="1" w:space="0" w:color="000000"/>
             <w:bottom w:val="single" w:sz="1" w:space="0" w:color="000000"/>
           </w:tcBorders>
-          <w:shd w:val="clear" w:color="auto" w:fill="auto"/>
         </w:tcPr>
         <w:p>
           <w:pPr>
@@ -551,7 +537,6 @@
             <w:left w:val="single" w:sz="1" w:space="0" w:color="000000"/>
             <w:bottom w:val="single" w:sz="1" w:space="0" w:color="000000"/>
           </w:tcBorders>
-          <w:shd w:val="clear" w:color="auto" w:fill="auto"/>
         </w:tcPr>
         <w:p>
           <w:pPr>
@@ -571,7 +556,6 @@
             <w:left w:val="single" w:sz="1" w:space="0" w:color="000000"/>
             <w:bottom w:val="single" w:sz="1" w:space="0" w:color="000000"/>
           </w:tcBorders>
-          <w:shd w:val="clear" w:color="auto" w:fill="auto"/>
         </w:tcPr>
         <w:p>
           <w:pPr>
@@ -591,7 +575,6 @@
             <w:left w:val="single" w:sz="1" w:space="0" w:color="000000"/>
             <w:bottom w:val="single" w:sz="1" w:space="0" w:color="000000"/>
           </w:tcBorders>
-          <w:shd w:val="clear" w:color="auto" w:fill="auto"/>
         </w:tcPr>
         <w:p>
           <w:pPr>
@@ -606,14 +589,13 @@
       <w:tc>
         <w:tcPr>
           <w:tcW w:w="857" w:type="dxa"/>
-          <w:gridSpan w:val="2"/>
+          <w:gridSpan w:val="3"/>
           <w:tcBorders>
             <w:top w:val="single" w:sz="1" w:space="0" w:color="000000"/>
             <w:left w:val="single" w:sz="1" w:space="0" w:color="000000"/>
             <w:bottom w:val="single" w:sz="1" w:space="0" w:color="000000"/>
             <w:right w:val="single" w:sz="8" w:space="0" w:color="000000"/>
           </w:tcBorders>
-          <w:shd w:val="clear" w:color="auto" w:fill="auto"/>
         </w:tcPr>
         <w:p>
           <w:pPr>
@@ -634,7 +616,6 @@
             <w:left w:val="single" w:sz="1" w:space="0" w:color="000000"/>
             <w:bottom w:val="single" w:sz="1" w:space="0" w:color="000000"/>
           </w:tcBorders>
-          <w:shd w:val="clear" w:color="auto" w:fill="auto"/>
         </w:tcPr>
         <w:p>
           <w:pPr>
@@ -654,7 +635,6 @@
             <w:left w:val="single" w:sz="1" w:space="0" w:color="000000"/>
             <w:bottom w:val="single" w:sz="1" w:space="0" w:color="000000"/>
           </w:tcBorders>
-          <w:shd w:val="clear" w:color="auto" w:fill="auto"/>
         </w:tcPr>
         <w:p>
           <w:pPr>
@@ -675,7 +655,6 @@
             <w:left w:val="single" w:sz="1" w:space="0" w:color="000000"/>
             <w:bottom w:val="single" w:sz="1" w:space="0" w:color="000000"/>
           </w:tcBorders>
-          <w:shd w:val="clear" w:color="auto" w:fill="auto"/>
         </w:tcPr>
         <w:p>
           <w:pPr>
@@ -696,7 +675,6 @@
             <w:left w:val="single" w:sz="1" w:space="0" w:color="000000"/>
             <w:bottom w:val="single" w:sz="1" w:space="0" w:color="000000"/>
           </w:tcBorders>
-          <w:shd w:val="clear" w:color="auto" w:fill="auto"/>
         </w:tcPr>
         <w:p>
           <w:pPr>
@@ -717,7 +695,6 @@
             <w:bottom w:val="single" w:sz="1" w:space="0" w:color="000000"/>
             <w:right w:val="single" w:sz="1" w:space="0" w:color="000000"/>
           </w:tcBorders>
-          <w:shd w:val="clear" w:color="auto" w:fill="auto"/>
         </w:tcPr>
         <w:p>
           <w:pPr>
@@ -734,14 +711,13 @@
       <w:tc>
         <w:tcPr>
           <w:tcW w:w="1683" w:type="dxa"/>
-          <w:gridSpan w:val="2"/>
+          <w:gridSpan w:val="3"/>
           <w:vMerge w:val="restart"/>
           <w:tcBorders>
             <w:top w:val="single" w:sz="4" w:space="0" w:color="000000"/>
             <w:left w:val="single" w:sz="4" w:space="0" w:color="000000"/>
             <w:bottom w:val="single" w:sz="4" w:space="0" w:color="000000"/>
           </w:tcBorders>
-          <w:shd w:val="clear" w:color="auto" w:fill="auto"/>
           <w:vAlign w:val="center"/>
         </w:tcPr>
         <w:p>
@@ -767,13 +743,12 @@
       <w:tc>
         <w:tcPr>
           <w:tcW w:w="3916" w:type="dxa"/>
-          <w:gridSpan w:val="5"/>
+          <w:gridSpan w:val="6"/>
           <w:tcBorders>
             <w:top w:val="single" w:sz="4" w:space="0" w:color="000000"/>
             <w:left w:val="single" w:sz="4" w:space="0" w:color="000000"/>
             <w:bottom w:val="single" w:sz="4" w:space="0" w:color="000000"/>
           </w:tcBorders>
-          <w:shd w:val="clear" w:color="auto" w:fill="auto"/>
         </w:tcPr>
         <w:p>
           <w:pPr>
@@ -795,13 +770,12 @@
       <w:tc>
         <w:tcPr>
           <w:tcW w:w="5742" w:type="dxa"/>
-          <w:gridSpan w:val="9"/>
+          <w:gridSpan w:val="11"/>
           <w:tcBorders>
             <w:top w:val="single" w:sz="4" w:space="0" w:color="000000"/>
             <w:left w:val="single" w:sz="4" w:space="0" w:color="000000"/>
             <w:bottom w:val="single" w:sz="4" w:space="0" w:color="000000"/>
           </w:tcBorders>
-          <w:shd w:val="clear" w:color="auto" w:fill="auto"/>
         </w:tcPr>
         <w:p>
           <w:pPr>
@@ -836,7 +810,6 @@
             <w:bottom w:val="single" w:sz="4" w:space="0" w:color="000000"/>
             <w:right w:val="single" w:sz="4" w:space="0" w:color="000000"/>
           </w:tcBorders>
-          <w:shd w:val="clear" w:color="auto" w:fill="auto"/>
         </w:tcPr>
         <w:p>
           <w:pPr>
@@ -855,14 +828,13 @@
       <w:tc>
         <w:tcPr>
           <w:tcW w:w="1683" w:type="dxa"/>
-          <w:gridSpan w:val="2"/>
+          <w:gridSpan w:val="3"/>
           <w:vMerge/>
           <w:tcBorders>
             <w:top w:val="single" w:sz="4" w:space="0" w:color="000000"/>
             <w:left w:val="single" w:sz="4" w:space="0" w:color="000000"/>
             <w:bottom w:val="single" w:sz="4" w:space="0" w:color="000000"/>
           </w:tcBorders>
-          <w:shd w:val="clear" w:color="auto" w:fill="auto"/>
           <w:vAlign w:val="center"/>
         </w:tcPr>
         <w:p/>
@@ -870,12 +842,11 @@
       <w:tc>
         <w:tcPr>
           <w:tcW w:w="9658" w:type="dxa"/>
-          <w:gridSpan w:val="14"/>
-          <w:tcBorders>
-            <w:left w:val="single" w:sz="4" w:space="0" w:color="000000"/>
-            <w:bottom w:val="single" w:sz="4" w:space="0" w:color="000000"/>
-          </w:tcBorders>
-          <w:shd w:val="clear" w:color="auto" w:fill="auto"/>
+          <w:gridSpan w:val="17"/>
+          <w:tcBorders>
+            <w:left w:val="single" w:sz="4" w:space="0" w:color="000000"/>
+            <w:bottom w:val="single" w:sz="4" w:space="0" w:color="000000"/>
+          </w:tcBorders>
         </w:tcPr>
         <w:p>
           <w:pPr>
@@ -912,7 +883,6 @@
             <w:bottom w:val="single" w:sz="4" w:space="0" w:color="000000"/>
             <w:right w:val="single" w:sz="4" w:space="0" w:color="000000"/>
           </w:tcBorders>
-          <w:shd w:val="clear" w:color="auto" w:fill="auto"/>
         </w:tcPr>
         <w:p>
           <w:pPr>
@@ -940,12 +910,11 @@
       <w:tc>
         <w:tcPr>
           <w:tcW w:w="1683" w:type="dxa"/>
-          <w:gridSpan w:val="2"/>
-          <w:tcBorders>
-            <w:left w:val="single" w:sz="4" w:space="0" w:color="000000"/>
-            <w:bottom w:val="single" w:sz="4" w:space="0" w:color="000000"/>
-          </w:tcBorders>
-          <w:shd w:val="clear" w:color="auto" w:fill="auto"/>
+          <w:gridSpan w:val="3"/>
+          <w:tcBorders>
+            <w:left w:val="single" w:sz="4" w:space="0" w:color="000000"/>
+            <w:bottom w:val="single" w:sz="4" w:space="0" w:color="000000"/>
+          </w:tcBorders>
         </w:tcPr>
         <w:p>
           <w:pPr>
@@ -970,7 +939,6 @@
             <w:left w:val="single" w:sz="4" w:space="0" w:color="000000"/>
             <w:bottom w:val="single" w:sz="4" w:space="0" w:color="000000"/>
           </w:tcBorders>
-          <w:shd w:val="clear" w:color="auto" w:fill="auto"/>
         </w:tcPr>
         <w:p>
           <w:pPr>
@@ -994,13 +962,12 @@
       <w:tc>
         <w:tcPr>
           <w:tcW w:w="2459" w:type="dxa"/>
-          <w:gridSpan w:val="2"/>
+          <w:gridSpan w:val="3"/>
           <w:vMerge w:val="restart"/>
           <w:tcBorders>
             <w:left w:val="single" w:sz="4" w:space="0" w:color="000000"/>
             <w:bottom w:val="single" w:sz="4" w:space="0" w:color="000000"/>
           </w:tcBorders>
-          <w:shd w:val="clear" w:color="auto" w:fill="auto"/>
         </w:tcPr>
         <w:p>
           <w:pPr>
@@ -1048,12 +1015,11 @@
       <w:tc>
         <w:tcPr>
           <w:tcW w:w="2353" w:type="dxa"/>
-          <w:gridSpan w:val="3"/>
-          <w:tcBorders>
-            <w:left w:val="single" w:sz="4" w:space="0" w:color="000000"/>
-            <w:bottom w:val="single" w:sz="4" w:space="0" w:color="000000"/>
-          </w:tcBorders>
-          <w:shd w:val="clear" w:color="auto" w:fill="auto"/>
+          <w:gridSpan w:val="4"/>
+          <w:tcBorders>
+            <w:left w:val="single" w:sz="4" w:space="0" w:color="000000"/>
+            <w:bottom w:val="single" w:sz="4" w:space="0" w:color="000000"/>
+          </w:tcBorders>
         </w:tcPr>
         <w:p>
           <w:pPr>
@@ -1092,7 +1058,6 @@
             <w:left w:val="single" w:sz="4" w:space="0" w:color="000000"/>
             <w:bottom w:val="single" w:sz="4" w:space="0" w:color="000000"/>
           </w:tcBorders>
-          <w:shd w:val="clear" w:color="auto" w:fill="auto"/>
         </w:tcPr>
         <w:p>
           <w:pPr>
@@ -1116,12 +1081,11 @@
       <w:tc>
         <w:tcPr>
           <w:tcW w:w="2109" w:type="dxa"/>
-          <w:gridSpan w:val="5"/>
-          <w:tcBorders>
-            <w:left w:val="single" w:sz="4" w:space="0" w:color="000000"/>
-            <w:bottom w:val="single" w:sz="4" w:space="0" w:color="000000"/>
-          </w:tcBorders>
-          <w:shd w:val="clear" w:color="auto" w:fill="auto"/>
+          <w:gridSpan w:val="6"/>
+          <w:tcBorders>
+            <w:left w:val="single" w:sz="4" w:space="0" w:color="000000"/>
+            <w:bottom w:val="single" w:sz="4" w:space="0" w:color="000000"/>
+          </w:tcBorders>
         </w:tcPr>
         <w:p>
           <w:pPr>
@@ -1159,7 +1123,6 @@
             <w:left w:val="single" w:sz="4" w:space="0" w:color="000000"/>
             <w:bottom w:val="single" w:sz="4" w:space="0" w:color="000000"/>
           </w:tcBorders>
-          <w:shd w:val="clear" w:color="auto" w:fill="auto"/>
         </w:tcPr>
         <w:p>
           <w:pPr>
@@ -1180,7 +1143,6 @@
             <w:left w:val="single" w:sz="4" w:space="0" w:color="000000"/>
             <w:bottom w:val="single" w:sz="4" w:space="0" w:color="000000"/>
           </w:tcBorders>
-          <w:shd w:val="clear" w:color="auto" w:fill="auto"/>
         </w:tcPr>
         <w:p>
           <w:pPr>
@@ -1210,7 +1172,6 @@
             <w:bottom w:val="single" w:sz="4" w:space="0" w:color="000000"/>
             <w:right w:val="single" w:sz="4" w:space="0" w:color="000000"/>
           </w:tcBorders>
-          <w:shd w:val="clear" w:color="auto" w:fill="auto"/>
         </w:tcPr>
         <w:p>
           <w:pPr>
@@ -1264,12 +1225,11 @@
       <w:tc>
         <w:tcPr>
           <w:tcW w:w="1683" w:type="dxa"/>
-          <w:gridSpan w:val="2"/>
-          <w:tcBorders>
-            <w:left w:val="single" w:sz="4" w:space="0" w:color="000000"/>
-            <w:bottom w:val="single" w:sz="4" w:space="0" w:color="000000"/>
-          </w:tcBorders>
-          <w:shd w:val="clear" w:color="auto" w:fill="auto"/>
+          <w:gridSpan w:val="3"/>
+          <w:tcBorders>
+            <w:left w:val="single" w:sz="4" w:space="0" w:color="000000"/>
+            <w:bottom w:val="single" w:sz="4" w:space="0" w:color="000000"/>
+          </w:tcBorders>
         </w:tcPr>
         <w:p/>
       </w:tc>
@@ -1281,32 +1241,29 @@
             <w:left w:val="single" w:sz="4" w:space="0" w:color="000000"/>
             <w:bottom w:val="single" w:sz="4" w:space="0" w:color="000000"/>
           </w:tcBorders>
-          <w:shd w:val="clear" w:color="auto" w:fill="auto"/>
         </w:tcPr>
         <w:p/>
       </w:tc>
       <w:tc>
         <w:tcPr>
           <w:tcW w:w="2459" w:type="dxa"/>
-          <w:gridSpan w:val="2"/>
+          <w:gridSpan w:val="3"/>
           <w:vMerge/>
           <w:tcBorders>
             <w:left w:val="single" w:sz="4" w:space="0" w:color="000000"/>
             <w:bottom w:val="single" w:sz="4" w:space="0" w:color="000000"/>
           </w:tcBorders>
-          <w:shd w:val="clear" w:color="auto" w:fill="auto"/>
         </w:tcPr>
         <w:p/>
       </w:tc>
       <w:tc>
         <w:tcPr>
           <w:tcW w:w="2353" w:type="dxa"/>
-          <w:gridSpan w:val="3"/>
-          <w:tcBorders>
-            <w:left w:val="single" w:sz="4" w:space="0" w:color="000000"/>
-            <w:bottom w:val="single" w:sz="4" w:space="0" w:color="000000"/>
-          </w:tcBorders>
-          <w:shd w:val="clear" w:color="auto" w:fill="auto"/>
+          <w:gridSpan w:val="4"/>
+          <w:tcBorders>
+            <w:left w:val="single" w:sz="4" w:space="0" w:color="000000"/>
+            <w:bottom w:val="single" w:sz="4" w:space="0" w:color="000000"/>
+          </w:tcBorders>
         </w:tcPr>
         <w:p>
           <w:pPr>
@@ -1327,7 +1284,6 @@
             <w:left w:val="single" w:sz="4" w:space="0" w:color="000000"/>
             <w:bottom w:val="single" w:sz="4" w:space="0" w:color="000000"/>
           </w:tcBorders>
-          <w:shd w:val="clear" w:color="auto" w:fill="auto"/>
         </w:tcPr>
         <w:p>
           <w:pPr>
@@ -1343,12 +1299,11 @@
       <w:tc>
         <w:tcPr>
           <w:tcW w:w="2109" w:type="dxa"/>
-          <w:gridSpan w:val="5"/>
-          <w:tcBorders>
-            <w:left w:val="single" w:sz="4" w:space="0" w:color="000000"/>
-            <w:bottom w:val="single" w:sz="4" w:space="0" w:color="000000"/>
-          </w:tcBorders>
-          <w:shd w:val="clear" w:color="auto" w:fill="auto"/>
+          <w:gridSpan w:val="6"/>
+          <w:tcBorders>
+            <w:left w:val="single" w:sz="4" w:space="0" w:color="000000"/>
+            <w:bottom w:val="single" w:sz="4" w:space="0" w:color="000000"/>
+          </w:tcBorders>
         </w:tcPr>
         <w:p>
           <w:pPr>
@@ -1368,7 +1323,6 @@
             <w:left w:val="single" w:sz="4" w:space="0" w:color="000000"/>
             <w:bottom w:val="single" w:sz="4" w:space="0" w:color="000000"/>
           </w:tcBorders>
-          <w:shd w:val="clear" w:color="auto" w:fill="auto"/>
         </w:tcPr>
         <w:p/>
       </w:tc>
@@ -1380,7 +1334,6 @@
             <w:left w:val="single" w:sz="4" w:space="0" w:color="000000"/>
             <w:bottom w:val="single" w:sz="4" w:space="0" w:color="000000"/>
           </w:tcBorders>
-          <w:shd w:val="clear" w:color="auto" w:fill="auto"/>
         </w:tcPr>
         <w:p>
           <w:pPr>
@@ -1397,9 +1350,149 @@
             <w:bottom w:val="single" w:sz="4" w:space="0" w:color="000000"/>
             <w:right w:val="single" w:sz="4" w:space="0" w:color="000000"/>
           </w:tcBorders>
-          <w:shd w:val="clear" w:color="auto" w:fill="auto"/>
         </w:tcPr>
         <w:p/>
+      </w:tc>
+    </w:tr>
+    <w:tr>
+      <w:tc>
+        <w:tcPr>
+          <w:tcW w:w="1033" w:type="dxa"/>
+          <w:gridSpan w:val="2"/>
+          <w:tcBorders>
+            <w:top w:val="single" w:sz="4" w:space="0" w:color="auto"/>
+            <w:left w:val="single" w:sz="4" w:space="0" w:color="auto"/>
+            <w:bottom w:val="single" w:sz="4" w:space="0" w:color="auto"/>
+            <w:right w:val="single" w:sz="4" w:space="0" w:color="auto"/>
+          </w:tcBorders>
+        </w:tcPr>
+        <w:p>
+          <w:pPr>
+            <w:pStyle w:val="a8"/>
+            <w:jc w:val="center"/>
+            <w:rPr>
+              <w:rFonts w:ascii="Arial" w:hAnsi="Arial"/>
+            </w:rPr>
+          </w:pPr>
+          <w:r>
+            <w:rPr>
+              <w:rFonts w:ascii="Arial" w:hAnsi="Arial"/>
+            </w:rPr>
+            <w:t>1</w:t>
+          </w:r>
+        </w:p>
+      </w:tc>
+      <w:tc>
+        <w:tcPr>
+          <w:tcW w:w="3336" w:type="dxa"/>
+          <w:gridSpan w:val="6"/>
+          <w:tcBorders>
+            <w:top w:val="single" w:sz="4" w:space="0" w:color="auto"/>
+            <w:left w:val="single" w:sz="4" w:space="0" w:color="auto"/>
+            <w:bottom w:val="single" w:sz="4" w:space="0" w:color="auto"/>
+            <w:right w:val="single" w:sz="4" w:space="0" w:color="auto"/>
+          </w:tcBorders>
+        </w:tcPr>
+        <w:p>
+          <w:pPr>
+            <w:pStyle w:val="a8"/>
+            <w:jc w:val="center"/>
+            <w:rPr>
+              <w:rFonts w:ascii="Arial" w:hAnsi="Arial"/>
+            </w:rPr>
+          </w:pPr>
+          <w:r>
+            <w:rPr>
+              <w:rFonts w:ascii="Arial" w:hAnsi="Arial"/>
+            </w:rPr>
+            <w:t>2</w:t>
+          </w:r>
+        </w:p>
+      </w:tc>
+      <w:tc>
+        <w:tcPr>
+          <w:tcW w:w="2885" w:type="dxa"/>
+          <w:gridSpan w:val="3"/>
+          <w:tcBorders>
+            <w:top w:val="single" w:sz="4" w:space="0" w:color="auto"/>
+            <w:left w:val="single" w:sz="4" w:space="0" w:color="auto"/>
+            <w:bottom w:val="single" w:sz="4" w:space="0" w:color="auto"/>
+            <w:right w:val="single" w:sz="4" w:space="0" w:color="auto"/>
+          </w:tcBorders>
+        </w:tcPr>
+        <w:p>
+          <w:pPr>
+            <w:pStyle w:val="a8"/>
+            <w:jc w:val="center"/>
+            <w:rPr>
+              <w:rFonts w:ascii="Arial" w:hAnsi="Arial"/>
+            </w:rPr>
+          </w:pPr>
+          <w:r>
+            <w:rPr>
+              <w:rFonts w:ascii="Arial" w:hAnsi="Arial"/>
+            </w:rPr>
+            <w:t>3</w:t>
+          </w:r>
+        </w:p>
+      </w:tc>
+      <w:tc>
+        <w:tcPr>
+          <w:tcW w:w="3772" w:type="dxa"/>
+          <w:gridSpan w:val="7"/>
+          <w:tcBorders>
+            <w:top w:val="single" w:sz="4" w:space="0" w:color="auto"/>
+            <w:left w:val="single" w:sz="4" w:space="0" w:color="auto"/>
+            <w:bottom w:val="single" w:sz="4" w:space="0" w:color="auto"/>
+            <w:right w:val="single" w:sz="4" w:space="0" w:color="auto"/>
+          </w:tcBorders>
+        </w:tcPr>
+        <w:p>
+          <w:pPr>
+            <w:pStyle w:val="a8"/>
+            <w:jc w:val="center"/>
+            <w:rPr>
+              <w:rFonts w:ascii="Arial" w:hAnsi="Arial"/>
+              <w:lang w:val="en-US"/>
+            </w:rPr>
+          </w:pPr>
+          <w:r>
+            <w:rPr>
+              <w:rFonts w:ascii="Arial" w:hAnsi="Arial"/>
+              <w:lang w:val="en-US"/>
+            </w:rPr>
+            <w:t>4</w:t>
+          </w:r>
+        </w:p>
+      </w:tc>
+      <w:tc>
+        <w:tcPr>
+          <w:tcW w:w="4564" w:type="dxa"/>
+          <w:gridSpan w:val="10"/>
+          <w:tcBorders>
+            <w:top w:val="single" w:sz="4" w:space="0" w:color="auto"/>
+            <w:left w:val="single" w:sz="4" w:space="0" w:color="auto"/>
+            <w:bottom w:val="single" w:sz="4" w:space="0" w:color="auto"/>
+            <w:right w:val="single" w:sz="4" w:space="0" w:color="auto"/>
+          </w:tcBorders>
+        </w:tcPr>
+        <w:p>
+          <w:pPr>
+            <w:pStyle w:val="a8"/>
+            <w:jc w:val="center"/>
+            <w:rPr>
+              <w:rFonts w:ascii="Arial" w:hAnsi="Arial"/>
+              <w:lang w:val="en-US"/>
+            </w:rPr>
+          </w:pPr>
+          <w:r>
+            <w:rPr>
+              <w:rFonts w:ascii="Arial" w:hAnsi="Arial"/>
+              <w:lang w:val="en-US"/>
+            </w:rPr>
+            <w:t>5</w:t>
+          </w:r>
+        </w:p>
       </w:tc>
     </w:tr>
   </w:tbl>
@@ -1412,7 +1505,7 @@
 </file>
 
 <file path=word/styles.xml><?xml version="1.0" encoding="utf-8"?>
-<w:styles xmlns:mc="http://schemas.openxmlformats.org/markup-compatibility/2006" xmlns:r="http://schemas.openxmlformats.org/officeDocument/2006/relationships" xmlns:w="http://schemas.openxmlformats.org/wordprocessingml/2006/main" xmlns:w14="http://schemas.microsoft.com/office/word/2010/wordml" xmlns:w15="http://schemas.microsoft.com/office/word/2012/wordml" xmlns:w16cid="http://schemas.microsoft.com/office/word/2016/wordml/cid" xmlns:w16se="http://schemas.microsoft.com/office/word/2015/wordml/symex" mc:Ignorable="w14 w15 w16se w16cid">
+<w:styles xmlns:mc="http://schemas.openxmlformats.org/markup-compatibility/2006" xmlns:r="http://schemas.openxmlformats.org/officeDocument/2006/relationships" xmlns:w="http://schemas.openxmlformats.org/wordprocessingml/2006/main" xmlns:w14="http://schemas.microsoft.com/office/word/2010/wordml" xmlns:w15="http://schemas.microsoft.com/office/word/2012/wordml" xmlns:w16cex="http://schemas.microsoft.com/office/word/2018/wordml/cex" xmlns:w16cid="http://schemas.microsoft.com/office/word/2016/wordml/cid" xmlns:w16="http://schemas.microsoft.com/office/word/2018/wordml" xmlns:w16du="http://schemas.microsoft.com/office/word/2023/wordml/word16du" xmlns:w16sdtdh="http://schemas.microsoft.com/office/word/2020/wordml/sdtdatahash" xmlns:w16sdtfl="http://schemas.microsoft.com/office/word/2024/wordml/sdtformatlock" xmlns:w16se="http://schemas.microsoft.com/office/word/2015/wordml/symex" mc:Ignorable="w14 w15 w16se w16cid w16 w16cex w16sdtdh w16sdtfl w16du">
   <w:docDefaults>
     <w:rPrDefault>
       <w:rPr>
@@ -1422,7 +1515,7 @@
     </w:rPrDefault>
     <w:pPrDefault/>
   </w:docDefaults>
-  <w:latentStyles w:defLockedState="0" w:defUIPriority="99" w:defSemiHidden="0" w:defUnhideWhenUsed="0" w:defQFormat="0" w:count="375">
+  <w:latentStyles w:defLockedState="0" w:defUIPriority="99" w:defSemiHidden="0" w:defUnhideWhenUsed="0" w:defQFormat="0" w:count="376">
     <w:lsdException w:name="Normal" w:uiPriority="0" w:qFormat="1"/>
     <w:lsdException w:name="heading 1" w:uiPriority="9" w:qFormat="1"/>
     <w:lsdException w:name="heading 2" w:semiHidden="1" w:uiPriority="9" w:unhideWhenUsed="1" w:qFormat="1"/>
@@ -1798,6 +1891,7 @@
     <w:lsdException w:name="Smart Hyperlink" w:semiHidden="1" w:unhideWhenUsed="1"/>
     <w:lsdException w:name="Hashtag" w:semiHidden="1" w:unhideWhenUsed="1"/>
     <w:lsdException w:name="Unresolved Mention" w:semiHidden="1" w:unhideWhenUsed="1"/>
+    <w:lsdException w:name="Smart Link" w:semiHidden="1" w:unhideWhenUsed="1"/>
   </w:latentStyles>
   <w:style w:type="paragraph" w:default="1" w:styleId="a">
     <w:name w:val="Normal"/>

--- a/src/main/resources/templates/WI.docx
+++ b/src/main/resources/templates/WI.docx
@@ -1,6 +1,6 @@
 
 <file path=word/document.xml><?xml version="1.0" encoding="utf-8"?>
-<w:document xmlns:wpc="http://schemas.microsoft.com/office/word/2010/wordprocessingCanvas" xmlns:cx="http://schemas.microsoft.com/office/drawing/2014/chartex" xmlns:cx1="http://schemas.microsoft.com/office/drawing/2015/9/8/chartex" xmlns:cx2="http://schemas.microsoft.com/office/drawing/2015/10/21/chartex" xmlns:cx3="http://schemas.microsoft.com/office/drawing/2016/5/9/chartex" xmlns:cx4="http://schemas.microsoft.com/office/drawing/2016/5/10/chartex" xmlns:cx5="http://schemas.microsoft.com/office/drawing/2016/5/11/chartex" xmlns:cx6="http://schemas.microsoft.com/office/drawing/2016/5/12/chartex" xmlns:cx7="http://schemas.microsoft.com/office/drawing/2016/5/13/chartex" xmlns:cx8="http://schemas.microsoft.com/office/drawing/2016/5/14/chartex" xmlns:mc="http://schemas.openxmlformats.org/markup-compatibility/2006" xmlns:aink="http://schemas.microsoft.com/office/drawing/2016/ink" xmlns:am3d="http://schemas.microsoft.com/office/drawing/2017/model3d" xmlns:o="urn:schemas-microsoft-com:office:office" xmlns:oel="http://schemas.microsoft.com/office/2019/extlst" xmlns:r="http://schemas.openxmlformats.org/officeDocument/2006/relationships" xmlns:m="http://schemas.openxmlformats.org/officeDocument/2006/math" xmlns:v="urn:schemas-microsoft-com:vml" xmlns:wp14="http://schemas.microsoft.com/office/word/2010/wordprocessingDrawing" xmlns:wp="http://schemas.openxmlformats.org/drawingml/2006/wordprocessingDrawing" xmlns:w10="urn:schemas-microsoft-com:office:word" xmlns:w="http://schemas.openxmlformats.org/wordprocessingml/2006/main" xmlns:w14="http://schemas.microsoft.com/office/word/2010/wordml" xmlns:w15="http://schemas.microsoft.com/office/word/2012/wordml" xmlns:w16cex="http://schemas.microsoft.com/office/word/2018/wordml/cex" xmlns:w16cid="http://schemas.microsoft.com/office/word/2016/wordml/cid" xmlns:w16="http://schemas.microsoft.com/office/word/2018/wordml" xmlns:w16du="http://schemas.microsoft.com/office/word/2023/wordml/word16du" xmlns:w16sdtdh="http://schemas.microsoft.com/office/word/2020/wordml/sdtdatahash" xmlns:w16sdtfl="http://schemas.microsoft.com/office/word/2024/wordml/sdtformatlock" xmlns:w16se="http://schemas.microsoft.com/office/word/2015/wordml/symex" xmlns:wpg="http://schemas.microsoft.com/office/word/2010/wordprocessingGroup" xmlns:wpi="http://schemas.microsoft.com/office/word/2010/wordprocessingInk" xmlns:wne="http://schemas.microsoft.com/office/word/2006/wordml" xmlns:wps="http://schemas.microsoft.com/office/word/2010/wordprocessingShape" mc:Ignorable="w14 w15 w16se w16cid w16 w16cex w16sdtdh w16sdtfl w16du wp14">
+<w:document xmlns:wpc="http://schemas.microsoft.com/office/word/2010/wordprocessingCanvas" xmlns:cx="http://schemas.microsoft.com/office/drawing/2014/chartex" xmlns:cx1="http://schemas.microsoft.com/office/drawing/2015/9/8/chartex" xmlns:cx2="http://schemas.microsoft.com/office/drawing/2015/10/21/chartex" xmlns:cx3="http://schemas.microsoft.com/office/drawing/2016/5/9/chartex" xmlns:cx4="http://schemas.microsoft.com/office/drawing/2016/5/10/chartex" xmlns:cx5="http://schemas.microsoft.com/office/drawing/2016/5/11/chartex" xmlns:cx6="http://schemas.microsoft.com/office/drawing/2016/5/12/chartex" xmlns:cx7="http://schemas.microsoft.com/office/drawing/2016/5/13/chartex" xmlns:cx8="http://schemas.microsoft.com/office/drawing/2016/5/14/chartex" xmlns:mc="http://schemas.openxmlformats.org/markup-compatibility/2006" xmlns:aink="http://schemas.microsoft.com/office/drawing/2016/ink" xmlns:am3d="http://schemas.microsoft.com/office/drawing/2017/model3d" xmlns:o="urn:schemas-microsoft-com:office:office" xmlns:r="http://schemas.openxmlformats.org/officeDocument/2006/relationships" xmlns:m="http://schemas.openxmlformats.org/officeDocument/2006/math" xmlns:v="urn:schemas-microsoft-com:vml" xmlns:wp14="http://schemas.microsoft.com/office/word/2010/wordprocessingDrawing" xmlns:wp="http://schemas.openxmlformats.org/drawingml/2006/wordprocessingDrawing" xmlns:w10="urn:schemas-microsoft-com:office:word" xmlns:w="http://schemas.openxmlformats.org/wordprocessingml/2006/main" xmlns:w14="http://schemas.microsoft.com/office/word/2010/wordml" xmlns:w15="http://schemas.microsoft.com/office/word/2012/wordml" xmlns:w16cid="http://schemas.microsoft.com/office/word/2016/wordml/cid" xmlns:w16se="http://schemas.microsoft.com/office/word/2015/wordml/symex" xmlns:wpg="http://schemas.microsoft.com/office/word/2010/wordprocessingGroup" xmlns:wpi="http://schemas.microsoft.com/office/word/2010/wordprocessingInk" xmlns:wne="http://schemas.microsoft.com/office/word/2006/wordml" xmlns:wps="http://schemas.microsoft.com/office/word/2010/wordprocessingShape" mc:Ignorable="w14 w15 w16se w16cid wp14">
   <w:background w:color="FFFFFF"/>
   <w:body>
     <w:tbl>
@@ -303,7 +303,10 @@
         </w:tc>
       </w:tr>
     </w:tbl>
-    <w:p/>
+    <w:p>
+      <w:bookmarkStart w:id="0" w:name="_GoBack"/>
+      <w:bookmarkEnd w:id="0"/>
+    </w:p>
     <w:sectPr>
       <w:headerReference w:type="default" r:id="rId6"/>
       <w:pgSz w:w="16838" w:h="11906" w:orient="landscape"/>
@@ -315,7 +318,7 @@
 </file>
 
 <file path=word/endnotes.xml><?xml version="1.0" encoding="utf-8"?>
-<w:endnotes xmlns:wpc="http://schemas.microsoft.com/office/word/2010/wordprocessingCanvas" xmlns:cx="http://schemas.microsoft.com/office/drawing/2014/chartex" xmlns:cx1="http://schemas.microsoft.com/office/drawing/2015/9/8/chartex" xmlns:cx2="http://schemas.microsoft.com/office/drawing/2015/10/21/chartex" xmlns:cx3="http://schemas.microsoft.com/office/drawing/2016/5/9/chartex" xmlns:cx4="http://schemas.microsoft.com/office/drawing/2016/5/10/chartex" xmlns:cx5="http://schemas.microsoft.com/office/drawing/2016/5/11/chartex" xmlns:cx6="http://schemas.microsoft.com/office/drawing/2016/5/12/chartex" xmlns:cx7="http://schemas.microsoft.com/office/drawing/2016/5/13/chartex" xmlns:cx8="http://schemas.microsoft.com/office/drawing/2016/5/14/chartex" xmlns:mc="http://schemas.openxmlformats.org/markup-compatibility/2006" xmlns:aink="http://schemas.microsoft.com/office/drawing/2016/ink" xmlns:am3d="http://schemas.microsoft.com/office/drawing/2017/model3d" xmlns:o="urn:schemas-microsoft-com:office:office" xmlns:oel="http://schemas.microsoft.com/office/2019/extlst" xmlns:r="http://schemas.openxmlformats.org/officeDocument/2006/relationships" xmlns:m="http://schemas.openxmlformats.org/officeDocument/2006/math" xmlns:v="urn:schemas-microsoft-com:vml" xmlns:wp14="http://schemas.microsoft.com/office/word/2010/wordprocessingDrawing" xmlns:wp="http://schemas.openxmlformats.org/drawingml/2006/wordprocessingDrawing" xmlns:w10="urn:schemas-microsoft-com:office:word" xmlns:w="http://schemas.openxmlformats.org/wordprocessingml/2006/main" xmlns:w14="http://schemas.microsoft.com/office/word/2010/wordml" xmlns:w15="http://schemas.microsoft.com/office/word/2012/wordml" xmlns:w16cex="http://schemas.microsoft.com/office/word/2018/wordml/cex" xmlns:w16cid="http://schemas.microsoft.com/office/word/2016/wordml/cid" xmlns:w16="http://schemas.microsoft.com/office/word/2018/wordml" xmlns:w16du="http://schemas.microsoft.com/office/word/2023/wordml/word16du" xmlns:w16sdtdh="http://schemas.microsoft.com/office/word/2020/wordml/sdtdatahash" xmlns:w16sdtfl="http://schemas.microsoft.com/office/word/2024/wordml/sdtformatlock" xmlns:w16se="http://schemas.microsoft.com/office/word/2015/wordml/symex" xmlns:wpg="http://schemas.microsoft.com/office/word/2010/wordprocessingGroup" xmlns:wpi="http://schemas.microsoft.com/office/word/2010/wordprocessingInk" xmlns:wne="http://schemas.microsoft.com/office/word/2006/wordml" xmlns:wps="http://schemas.microsoft.com/office/word/2010/wordprocessingShape" mc:Ignorable="w14 w15 w16se w16cid w16 w16cex w16sdtdh w16sdtfl w16du wp14">
+<w:endnotes xmlns:wpc="http://schemas.microsoft.com/office/word/2010/wordprocessingCanvas" xmlns:cx="http://schemas.microsoft.com/office/drawing/2014/chartex" xmlns:cx1="http://schemas.microsoft.com/office/drawing/2015/9/8/chartex" xmlns:cx2="http://schemas.microsoft.com/office/drawing/2015/10/21/chartex" xmlns:cx3="http://schemas.microsoft.com/office/drawing/2016/5/9/chartex" xmlns:cx4="http://schemas.microsoft.com/office/drawing/2016/5/10/chartex" xmlns:cx5="http://schemas.microsoft.com/office/drawing/2016/5/11/chartex" xmlns:cx6="http://schemas.microsoft.com/office/drawing/2016/5/12/chartex" xmlns:cx7="http://schemas.microsoft.com/office/drawing/2016/5/13/chartex" xmlns:cx8="http://schemas.microsoft.com/office/drawing/2016/5/14/chartex" xmlns:mc="http://schemas.openxmlformats.org/markup-compatibility/2006" xmlns:aink="http://schemas.microsoft.com/office/drawing/2016/ink" xmlns:am3d="http://schemas.microsoft.com/office/drawing/2017/model3d" xmlns:o="urn:schemas-microsoft-com:office:office" xmlns:r="http://schemas.openxmlformats.org/officeDocument/2006/relationships" xmlns:m="http://schemas.openxmlformats.org/officeDocument/2006/math" xmlns:v="urn:schemas-microsoft-com:vml" xmlns:wp14="http://schemas.microsoft.com/office/word/2010/wordprocessingDrawing" xmlns:wp="http://schemas.openxmlformats.org/drawingml/2006/wordprocessingDrawing" xmlns:w10="urn:schemas-microsoft-com:office:word" xmlns:w="http://schemas.openxmlformats.org/wordprocessingml/2006/main" xmlns:w14="http://schemas.microsoft.com/office/word/2010/wordml" xmlns:w15="http://schemas.microsoft.com/office/word/2012/wordml" xmlns:w16cid="http://schemas.microsoft.com/office/word/2016/wordml/cid" xmlns:w16se="http://schemas.microsoft.com/office/word/2015/wordml/symex" xmlns:wpg="http://schemas.microsoft.com/office/word/2010/wordprocessingGroup" xmlns:wpi="http://schemas.microsoft.com/office/word/2010/wordprocessingInk" xmlns:wne="http://schemas.microsoft.com/office/word/2006/wordml" xmlns:wps="http://schemas.microsoft.com/office/word/2010/wordprocessingShape" mc:Ignorable="w14 w15 w16se w16cid wp14">
   <w:endnote w:type="separator" w:id="-1">
     <w:p>
       <w:r>
@@ -334,7 +337,7 @@
 </file>
 
 <file path=word/footnotes.xml><?xml version="1.0" encoding="utf-8"?>
-<w:footnotes xmlns:wpc="http://schemas.microsoft.com/office/word/2010/wordprocessingCanvas" xmlns:cx="http://schemas.microsoft.com/office/drawing/2014/chartex" xmlns:cx1="http://schemas.microsoft.com/office/drawing/2015/9/8/chartex" xmlns:cx2="http://schemas.microsoft.com/office/drawing/2015/10/21/chartex" xmlns:cx3="http://schemas.microsoft.com/office/drawing/2016/5/9/chartex" xmlns:cx4="http://schemas.microsoft.com/office/drawing/2016/5/10/chartex" xmlns:cx5="http://schemas.microsoft.com/office/drawing/2016/5/11/chartex" xmlns:cx6="http://schemas.microsoft.com/office/drawing/2016/5/12/chartex" xmlns:cx7="http://schemas.microsoft.com/office/drawing/2016/5/13/chartex" xmlns:cx8="http://schemas.microsoft.com/office/drawing/2016/5/14/chartex" xmlns:mc="http://schemas.openxmlformats.org/markup-compatibility/2006" xmlns:aink="http://schemas.microsoft.com/office/drawing/2016/ink" xmlns:am3d="http://schemas.microsoft.com/office/drawing/2017/model3d" xmlns:o="urn:schemas-microsoft-com:office:office" xmlns:oel="http://schemas.microsoft.com/office/2019/extlst" xmlns:r="http://schemas.openxmlformats.org/officeDocument/2006/relationships" xmlns:m="http://schemas.openxmlformats.org/officeDocument/2006/math" xmlns:v="urn:schemas-microsoft-com:vml" xmlns:wp14="http://schemas.microsoft.com/office/word/2010/wordprocessingDrawing" xmlns:wp="http://schemas.openxmlformats.org/drawingml/2006/wordprocessingDrawing" xmlns:w10="urn:schemas-microsoft-com:office:word" xmlns:w="http://schemas.openxmlformats.org/wordprocessingml/2006/main" xmlns:w14="http://schemas.microsoft.com/office/word/2010/wordml" xmlns:w15="http://schemas.microsoft.com/office/word/2012/wordml" xmlns:w16cex="http://schemas.microsoft.com/office/word/2018/wordml/cex" xmlns:w16cid="http://schemas.microsoft.com/office/word/2016/wordml/cid" xmlns:w16="http://schemas.microsoft.com/office/word/2018/wordml" xmlns:w16du="http://schemas.microsoft.com/office/word/2023/wordml/word16du" xmlns:w16sdtdh="http://schemas.microsoft.com/office/word/2020/wordml/sdtdatahash" xmlns:w16sdtfl="http://schemas.microsoft.com/office/word/2024/wordml/sdtformatlock" xmlns:w16se="http://schemas.microsoft.com/office/word/2015/wordml/symex" xmlns:wpg="http://schemas.microsoft.com/office/word/2010/wordprocessingGroup" xmlns:wpi="http://schemas.microsoft.com/office/word/2010/wordprocessingInk" xmlns:wne="http://schemas.microsoft.com/office/word/2006/wordml" xmlns:wps="http://schemas.microsoft.com/office/word/2010/wordprocessingShape" mc:Ignorable="w14 w15 w16se w16cid w16 w16cex w16sdtdh w16sdtfl w16du wp14">
+<w:footnotes xmlns:wpc="http://schemas.microsoft.com/office/word/2010/wordprocessingCanvas" xmlns:cx="http://schemas.microsoft.com/office/drawing/2014/chartex" xmlns:cx1="http://schemas.microsoft.com/office/drawing/2015/9/8/chartex" xmlns:cx2="http://schemas.microsoft.com/office/drawing/2015/10/21/chartex" xmlns:cx3="http://schemas.microsoft.com/office/drawing/2016/5/9/chartex" xmlns:cx4="http://schemas.microsoft.com/office/drawing/2016/5/10/chartex" xmlns:cx5="http://schemas.microsoft.com/office/drawing/2016/5/11/chartex" xmlns:cx6="http://schemas.microsoft.com/office/drawing/2016/5/12/chartex" xmlns:cx7="http://schemas.microsoft.com/office/drawing/2016/5/13/chartex" xmlns:cx8="http://schemas.microsoft.com/office/drawing/2016/5/14/chartex" xmlns:mc="http://schemas.openxmlformats.org/markup-compatibility/2006" xmlns:aink="http://schemas.microsoft.com/office/drawing/2016/ink" xmlns:am3d="http://schemas.microsoft.com/office/drawing/2017/model3d" xmlns:o="urn:schemas-microsoft-com:office:office" xmlns:r="http://schemas.openxmlformats.org/officeDocument/2006/relationships" xmlns:m="http://schemas.openxmlformats.org/officeDocument/2006/math" xmlns:v="urn:schemas-microsoft-com:vml" xmlns:wp14="http://schemas.microsoft.com/office/word/2010/wordprocessingDrawing" xmlns:wp="http://schemas.openxmlformats.org/drawingml/2006/wordprocessingDrawing" xmlns:w10="urn:schemas-microsoft-com:office:word" xmlns:w="http://schemas.openxmlformats.org/wordprocessingml/2006/main" xmlns:w14="http://schemas.microsoft.com/office/word/2010/wordml" xmlns:w15="http://schemas.microsoft.com/office/word/2012/wordml" xmlns:w16cid="http://schemas.microsoft.com/office/word/2016/wordml/cid" xmlns:w16se="http://schemas.microsoft.com/office/word/2015/wordml/symex" xmlns:wpg="http://schemas.microsoft.com/office/word/2010/wordprocessingGroup" xmlns:wpi="http://schemas.microsoft.com/office/word/2010/wordprocessingInk" xmlns:wne="http://schemas.microsoft.com/office/word/2006/wordml" xmlns:wps="http://schemas.microsoft.com/office/word/2010/wordprocessingShape" mc:Ignorable="w14 w15 w16se w16cid wp14">
   <w:footnote w:type="separator" w:id="-1">
     <w:p>
       <w:r>
@@ -353,7 +356,7 @@
 </file>
 
 <file path=word/header1.xml><?xml version="1.0" encoding="utf-8"?>
-<w:hdr xmlns:wpc="http://schemas.microsoft.com/office/word/2010/wordprocessingCanvas" xmlns:cx="http://schemas.microsoft.com/office/drawing/2014/chartex" xmlns:cx1="http://schemas.microsoft.com/office/drawing/2015/9/8/chartex" xmlns:cx2="http://schemas.microsoft.com/office/drawing/2015/10/21/chartex" xmlns:cx3="http://schemas.microsoft.com/office/drawing/2016/5/9/chartex" xmlns:cx4="http://schemas.microsoft.com/office/drawing/2016/5/10/chartex" xmlns:cx5="http://schemas.microsoft.com/office/drawing/2016/5/11/chartex" xmlns:cx6="http://schemas.microsoft.com/office/drawing/2016/5/12/chartex" xmlns:cx7="http://schemas.microsoft.com/office/drawing/2016/5/13/chartex" xmlns:cx8="http://schemas.microsoft.com/office/drawing/2016/5/14/chartex" xmlns:mc="http://schemas.openxmlformats.org/markup-compatibility/2006" xmlns:aink="http://schemas.microsoft.com/office/drawing/2016/ink" xmlns:am3d="http://schemas.microsoft.com/office/drawing/2017/model3d" xmlns:o="urn:schemas-microsoft-com:office:office" xmlns:oel="http://schemas.microsoft.com/office/2019/extlst" xmlns:r="http://schemas.openxmlformats.org/officeDocument/2006/relationships" xmlns:m="http://schemas.openxmlformats.org/officeDocument/2006/math" xmlns:v="urn:schemas-microsoft-com:vml" xmlns:wp14="http://schemas.microsoft.com/office/word/2010/wordprocessingDrawing" xmlns:wp="http://schemas.openxmlformats.org/drawingml/2006/wordprocessingDrawing" xmlns:w10="urn:schemas-microsoft-com:office:word" xmlns:w="http://schemas.openxmlformats.org/wordprocessingml/2006/main" xmlns:w14="http://schemas.microsoft.com/office/word/2010/wordml" xmlns:w15="http://schemas.microsoft.com/office/word/2012/wordml" xmlns:w16cex="http://schemas.microsoft.com/office/word/2018/wordml/cex" xmlns:w16cid="http://schemas.microsoft.com/office/word/2016/wordml/cid" xmlns:w16="http://schemas.microsoft.com/office/word/2018/wordml" xmlns:w16du="http://schemas.microsoft.com/office/word/2023/wordml/word16du" xmlns:w16sdtdh="http://schemas.microsoft.com/office/word/2020/wordml/sdtdatahash" xmlns:w16sdtfl="http://schemas.microsoft.com/office/word/2024/wordml/sdtformatlock" xmlns:w16se="http://schemas.microsoft.com/office/word/2015/wordml/symex" xmlns:wpg="http://schemas.microsoft.com/office/word/2010/wordprocessingGroup" xmlns:wpi="http://schemas.microsoft.com/office/word/2010/wordprocessingInk" xmlns:wne="http://schemas.microsoft.com/office/word/2006/wordml" xmlns:wps="http://schemas.microsoft.com/office/word/2010/wordprocessingShape" mc:Ignorable="w14 w15 w16se w16cid w16 w16cex w16sdtdh w16sdtfl w16du wp14">
+<w:hdr xmlns:wpc="http://schemas.microsoft.com/office/word/2010/wordprocessingCanvas" xmlns:cx="http://schemas.microsoft.com/office/drawing/2014/chartex" xmlns:cx1="http://schemas.microsoft.com/office/drawing/2015/9/8/chartex" xmlns:cx2="http://schemas.microsoft.com/office/drawing/2015/10/21/chartex" xmlns:cx3="http://schemas.microsoft.com/office/drawing/2016/5/9/chartex" xmlns:cx4="http://schemas.microsoft.com/office/drawing/2016/5/10/chartex" xmlns:cx5="http://schemas.microsoft.com/office/drawing/2016/5/11/chartex" xmlns:cx6="http://schemas.microsoft.com/office/drawing/2016/5/12/chartex" xmlns:cx7="http://schemas.microsoft.com/office/drawing/2016/5/13/chartex" xmlns:cx8="http://schemas.microsoft.com/office/drawing/2016/5/14/chartex" xmlns:mc="http://schemas.openxmlformats.org/markup-compatibility/2006" xmlns:aink="http://schemas.microsoft.com/office/drawing/2016/ink" xmlns:am3d="http://schemas.microsoft.com/office/drawing/2017/model3d" xmlns:o="urn:schemas-microsoft-com:office:office" xmlns:r="http://schemas.openxmlformats.org/officeDocument/2006/relationships" xmlns:m="http://schemas.openxmlformats.org/officeDocument/2006/math" xmlns:v="urn:schemas-microsoft-com:vml" xmlns:wp14="http://schemas.microsoft.com/office/word/2010/wordprocessingDrawing" xmlns:wp="http://schemas.openxmlformats.org/drawingml/2006/wordprocessingDrawing" xmlns:w10="urn:schemas-microsoft-com:office:word" xmlns:w="http://schemas.openxmlformats.org/wordprocessingml/2006/main" xmlns:w14="http://schemas.microsoft.com/office/word/2010/wordml" xmlns:w15="http://schemas.microsoft.com/office/word/2012/wordml" xmlns:w16cid="http://schemas.microsoft.com/office/word/2016/wordml/cid" xmlns:w16se="http://schemas.microsoft.com/office/word/2015/wordml/symex" xmlns:wpg="http://schemas.microsoft.com/office/word/2010/wordprocessingGroup" xmlns:wpi="http://schemas.microsoft.com/office/word/2010/wordprocessingInk" xmlns:wne="http://schemas.microsoft.com/office/word/2006/wordml" xmlns:wps="http://schemas.microsoft.com/office/word/2010/wordprocessingShape" mc:Ignorable="w14 w15 w16se w16cid wp14">
   <w:tbl>
     <w:tblPr>
       <w:tblW w:w="0" w:type="auto"/>
@@ -892,6 +895,7 @@
               <w:rFonts w:ascii="Arial" w:hAnsi="Arial"/>
               <w:b/>
               <w:bCs/>
+              <w:lang w:val="en-US"/>
             </w:rPr>
           </w:pPr>
           <w:r>
@@ -899,6 +903,13 @@
               <w:rFonts w:ascii="Arial" w:hAnsi="Arial"/>
             </w:rPr>
             <w:t>Изделие:</w:t>
+          </w:r>
+          <w:r>
+            <w:rPr>
+              <w:rFonts w:ascii="Arial" w:hAnsi="Arial"/>
+              <w:lang w:val="en-US"/>
+            </w:rPr>
+            <w:t xml:space="preserve"> {{p}}</w:t>
           </w:r>
         </w:p>
       </w:tc>
@@ -1505,7 +1516,7 @@
 </file>
 
 <file path=word/styles.xml><?xml version="1.0" encoding="utf-8"?>
-<w:styles xmlns:mc="http://schemas.openxmlformats.org/markup-compatibility/2006" xmlns:r="http://schemas.openxmlformats.org/officeDocument/2006/relationships" xmlns:w="http://schemas.openxmlformats.org/wordprocessingml/2006/main" xmlns:w14="http://schemas.microsoft.com/office/word/2010/wordml" xmlns:w15="http://schemas.microsoft.com/office/word/2012/wordml" xmlns:w16cex="http://schemas.microsoft.com/office/word/2018/wordml/cex" xmlns:w16cid="http://schemas.microsoft.com/office/word/2016/wordml/cid" xmlns:w16="http://schemas.microsoft.com/office/word/2018/wordml" xmlns:w16du="http://schemas.microsoft.com/office/word/2023/wordml/word16du" xmlns:w16sdtdh="http://schemas.microsoft.com/office/word/2020/wordml/sdtdatahash" xmlns:w16sdtfl="http://schemas.microsoft.com/office/word/2024/wordml/sdtformatlock" xmlns:w16se="http://schemas.microsoft.com/office/word/2015/wordml/symex" mc:Ignorable="w14 w15 w16se w16cid w16 w16cex w16sdtdh w16sdtfl w16du">
+<w:styles xmlns:mc="http://schemas.openxmlformats.org/markup-compatibility/2006" xmlns:r="http://schemas.openxmlformats.org/officeDocument/2006/relationships" xmlns:w="http://schemas.openxmlformats.org/wordprocessingml/2006/main" xmlns:w14="http://schemas.microsoft.com/office/word/2010/wordml" xmlns:w15="http://schemas.microsoft.com/office/word/2012/wordml" xmlns:w16cid="http://schemas.microsoft.com/office/word/2016/wordml/cid" xmlns:w16se="http://schemas.microsoft.com/office/word/2015/wordml/symex" mc:Ignorable="w14 w15 w16se w16cid">
   <w:docDefaults>
     <w:rPrDefault>
       <w:rPr>
@@ -1515,7 +1526,7 @@
     </w:rPrDefault>
     <w:pPrDefault/>
   </w:docDefaults>
-  <w:latentStyles w:defLockedState="0" w:defUIPriority="99" w:defSemiHidden="0" w:defUnhideWhenUsed="0" w:defQFormat="0" w:count="376">
+  <w:latentStyles w:defLockedState="0" w:defUIPriority="99" w:defSemiHidden="0" w:defUnhideWhenUsed="0" w:defQFormat="0" w:count="375">
     <w:lsdException w:name="Normal" w:uiPriority="0" w:qFormat="1"/>
     <w:lsdException w:name="heading 1" w:uiPriority="9" w:qFormat="1"/>
     <w:lsdException w:name="heading 2" w:semiHidden="1" w:uiPriority="9" w:unhideWhenUsed="1" w:qFormat="1"/>
@@ -1891,7 +1902,6 @@
     <w:lsdException w:name="Smart Hyperlink" w:semiHidden="1" w:unhideWhenUsed="1"/>
     <w:lsdException w:name="Hashtag" w:semiHidden="1" w:unhideWhenUsed="1"/>
     <w:lsdException w:name="Unresolved Mention" w:semiHidden="1" w:unhideWhenUsed="1"/>
-    <w:lsdException w:name="Smart Link" w:semiHidden="1" w:unhideWhenUsed="1"/>
   </w:latentStyles>
   <w:style w:type="paragraph" w:default="1" w:styleId="a">
     <w:name w:val="Normal"/>

--- a/src/main/resources/templates/WI.docx
+++ b/src/main/resources/templates/WI.docx
@@ -5,33 +5,22 @@
   <w:body>
     <w:tbl>
       <w:tblPr>
-        <w:tblW w:w="0" w:type="auto"/>
-        <w:tblInd w:w="55" w:type="dxa"/>
+        <w:tblStyle w:val="ac"/>
+        <w:tblW w:w="15701" w:type="dxa"/>
         <w:tblLayout w:type="fixed"/>
-        <w:tblCellMar>
-          <w:top w:w="55" w:type="dxa"/>
-          <w:left w:w="55" w:type="dxa"/>
-          <w:bottom w:w="55" w:type="dxa"/>
-          <w:right w:w="55" w:type="dxa"/>
-        </w:tblCellMar>
-        <w:tblLook w:val="0000" w:firstRow="0" w:lastRow="0" w:firstColumn="0" w:lastColumn="0" w:noHBand="0" w:noVBand="0"/>
+        <w:tblLook w:val="04A0" w:firstRow="1" w:lastRow="0" w:firstColumn="1" w:lastColumn="0" w:noHBand="0" w:noVBand="1"/>
       </w:tblPr>
       <w:tblGrid>
-        <w:gridCol w:w="1033"/>
-        <w:gridCol w:w="3336"/>
-        <w:gridCol w:w="2885"/>
-        <w:gridCol w:w="3772"/>
-        <w:gridCol w:w="4564"/>
+        <w:gridCol w:w="1101"/>
+        <w:gridCol w:w="3267"/>
+        <w:gridCol w:w="2970"/>
+        <w:gridCol w:w="3685"/>
+        <w:gridCol w:w="4678"/>
       </w:tblGrid>
       <w:tr>
         <w:tc>
           <w:tcPr>
-            <w:tcW w:w="1033" w:type="dxa"/>
-            <w:tcBorders>
-              <w:top w:val="single" w:sz="1" w:space="0" w:color="000000"/>
-              <w:left w:val="single" w:sz="1" w:space="0" w:color="000000"/>
-              <w:bottom w:val="single" w:sz="4" w:space="0" w:color="auto"/>
-            </w:tcBorders>
+            <w:tcW w:w="1101" w:type="dxa"/>
           </w:tcPr>
           <w:p>
             <w:pPr>
@@ -41,6 +30,8 @@
                 <w:rFonts w:ascii="Arial" w:hAnsi="Arial"/>
               </w:rPr>
             </w:pPr>
+            <w:bookmarkStart w:id="0" w:name="_GoBack"/>
+            <w:bookmarkEnd w:id="0"/>
             <w:r>
               <w:rPr>
                 <w:rFonts w:ascii="Arial" w:hAnsi="Arial"/>
@@ -67,12 +58,7 @@
         </w:tc>
         <w:tc>
           <w:tcPr>
-            <w:tcW w:w="3336" w:type="dxa"/>
-            <w:tcBorders>
-              <w:top w:val="single" w:sz="1" w:space="0" w:color="000000"/>
-              <w:left w:val="single" w:sz="1" w:space="0" w:color="000000"/>
-              <w:bottom w:val="single" w:sz="4" w:space="0" w:color="auto"/>
-            </w:tcBorders>
+            <w:tcW w:w="3267" w:type="dxa"/>
           </w:tcPr>
           <w:p>
             <w:pPr>
@@ -91,12 +77,7 @@
         </w:tc>
         <w:tc>
           <w:tcPr>
-            <w:tcW w:w="2885" w:type="dxa"/>
-            <w:tcBorders>
-              <w:top w:val="single" w:sz="1" w:space="0" w:color="000000"/>
-              <w:left w:val="single" w:sz="1" w:space="0" w:color="000000"/>
-              <w:bottom w:val="single" w:sz="4" w:space="0" w:color="auto"/>
-            </w:tcBorders>
+            <w:tcW w:w="2970" w:type="dxa"/>
           </w:tcPr>
           <w:p>
             <w:pPr>
@@ -116,12 +97,7 @@
         </w:tc>
         <w:tc>
           <w:tcPr>
-            <w:tcW w:w="3772" w:type="dxa"/>
-            <w:tcBorders>
-              <w:top w:val="single" w:sz="1" w:space="0" w:color="000000"/>
-              <w:left w:val="single" w:sz="1" w:space="0" w:color="000000"/>
-              <w:bottom w:val="single" w:sz="4" w:space="0" w:color="auto"/>
-            </w:tcBorders>
+            <w:tcW w:w="3685" w:type="dxa"/>
           </w:tcPr>
           <w:p>
             <w:pPr>
@@ -141,13 +117,7 @@
         </w:tc>
         <w:tc>
           <w:tcPr>
-            <w:tcW w:w="4564" w:type="dxa"/>
-            <w:tcBorders>
-              <w:top w:val="single" w:sz="1" w:space="0" w:color="000000"/>
-              <w:left w:val="single" w:sz="1" w:space="0" w:color="000000"/>
-              <w:bottom w:val="single" w:sz="4" w:space="0" w:color="auto"/>
-              <w:right w:val="single" w:sz="1" w:space="0" w:color="000000"/>
-            </w:tcBorders>
+            <w:tcW w:w="4678" w:type="dxa"/>
           </w:tcPr>
           <w:p>
             <w:pPr>
@@ -166,147 +136,83 @@
           </w:p>
         </w:tc>
       </w:tr>
+    </w:tbl>
+    <w:p>
+      <w:pPr>
+        <w:rPr>
+          <w:sz w:val="2"/>
+          <w:szCs w:val="2"/>
+        </w:rPr>
+      </w:pPr>
+    </w:p>
+    <w:tbl>
+      <w:tblPr>
+        <w:tblStyle w:val="ac"/>
+        <w:tblW w:w="15701" w:type="dxa"/>
+        <w:tblLayout w:type="fixed"/>
+        <w:tblLook w:val="04A0" w:firstRow="1" w:lastRow="0" w:firstColumn="1" w:lastColumn="0" w:noHBand="0" w:noVBand="1"/>
+      </w:tblPr>
+      <w:tblGrid>
+        <w:gridCol w:w="1101"/>
+        <w:gridCol w:w="3260"/>
+        <w:gridCol w:w="2977"/>
+        <w:gridCol w:w="3685"/>
+        <w:gridCol w:w="4678"/>
+      </w:tblGrid>
       <w:tr>
         <w:tc>
           <w:tcPr>
-            <w:tcW w:w="1033" w:type="dxa"/>
-            <w:tcBorders>
-              <w:top w:val="single" w:sz="4" w:space="0" w:color="auto"/>
-              <w:left w:val="single" w:sz="4" w:space="0" w:color="auto"/>
-              <w:bottom w:val="single" w:sz="4" w:space="0" w:color="auto"/>
-              <w:right w:val="single" w:sz="4" w:space="0" w:color="auto"/>
-            </w:tcBorders>
+            <w:tcW w:w="1101" w:type="dxa"/>
           </w:tcPr>
           <w:p>
-            <w:pPr>
-              <w:pStyle w:val="a8"/>
-              <w:jc w:val="center"/>
-              <w:rPr>
-                <w:rFonts w:ascii="Arial" w:hAnsi="Arial"/>
-              </w:rPr>
-            </w:pPr>
             <w:r>
-              <w:rPr>
-                <w:rFonts w:ascii="Arial" w:hAnsi="Arial"/>
-              </w:rPr>
               <w:t>1</w:t>
             </w:r>
           </w:p>
         </w:tc>
         <w:tc>
           <w:tcPr>
-            <w:tcW w:w="3336" w:type="dxa"/>
-            <w:tcBorders>
-              <w:top w:val="single" w:sz="4" w:space="0" w:color="auto"/>
-              <w:left w:val="single" w:sz="4" w:space="0" w:color="auto"/>
-              <w:bottom w:val="single" w:sz="4" w:space="0" w:color="auto"/>
-              <w:right w:val="single" w:sz="4" w:space="0" w:color="auto"/>
-            </w:tcBorders>
+            <w:tcW w:w="3260" w:type="dxa"/>
           </w:tcPr>
           <w:p>
-            <w:pPr>
-              <w:pStyle w:val="a8"/>
-              <w:jc w:val="center"/>
-              <w:rPr>
-                <w:rFonts w:ascii="Arial" w:hAnsi="Arial"/>
-              </w:rPr>
-            </w:pPr>
             <w:r>
-              <w:rPr>
-                <w:rFonts w:ascii="Arial" w:hAnsi="Arial"/>
-              </w:rPr>
               <w:t>2</w:t>
             </w:r>
           </w:p>
         </w:tc>
         <w:tc>
           <w:tcPr>
-            <w:tcW w:w="2885" w:type="dxa"/>
-            <w:tcBorders>
-              <w:top w:val="single" w:sz="4" w:space="0" w:color="auto"/>
-              <w:left w:val="single" w:sz="4" w:space="0" w:color="auto"/>
-              <w:bottom w:val="single" w:sz="4" w:space="0" w:color="auto"/>
-              <w:right w:val="single" w:sz="4" w:space="0" w:color="auto"/>
-            </w:tcBorders>
+            <w:tcW w:w="2977" w:type="dxa"/>
           </w:tcPr>
           <w:p>
-            <w:pPr>
-              <w:pStyle w:val="a8"/>
-              <w:jc w:val="center"/>
-              <w:rPr>
-                <w:rFonts w:ascii="Arial" w:hAnsi="Arial"/>
-              </w:rPr>
-            </w:pPr>
             <w:r>
-              <w:rPr>
-                <w:rFonts w:ascii="Arial" w:hAnsi="Arial"/>
-              </w:rPr>
               <w:t>3</w:t>
             </w:r>
           </w:p>
         </w:tc>
         <w:tc>
           <w:tcPr>
-            <w:tcW w:w="3772" w:type="dxa"/>
-            <w:tcBorders>
-              <w:top w:val="single" w:sz="4" w:space="0" w:color="auto"/>
-              <w:left w:val="single" w:sz="4" w:space="0" w:color="auto"/>
-              <w:bottom w:val="single" w:sz="4" w:space="0" w:color="auto"/>
-              <w:right w:val="single" w:sz="4" w:space="0" w:color="auto"/>
-            </w:tcBorders>
+            <w:tcW w:w="3685" w:type="dxa"/>
           </w:tcPr>
           <w:p>
-            <w:pPr>
-              <w:pStyle w:val="a8"/>
-              <w:jc w:val="center"/>
-              <w:rPr>
-                <w:rFonts w:ascii="Arial" w:hAnsi="Arial"/>
-                <w:lang w:val="en-US"/>
-              </w:rPr>
-            </w:pPr>
             <w:r>
-              <w:rPr>
-                <w:rFonts w:ascii="Arial" w:hAnsi="Arial"/>
-                <w:lang w:val="en-US"/>
-              </w:rPr>
               <w:t>4</w:t>
             </w:r>
           </w:p>
         </w:tc>
         <w:tc>
           <w:tcPr>
-            <w:tcW w:w="4564" w:type="dxa"/>
-            <w:tcBorders>
-              <w:top w:val="single" w:sz="4" w:space="0" w:color="auto"/>
-              <w:left w:val="single" w:sz="4" w:space="0" w:color="auto"/>
-              <w:bottom w:val="single" w:sz="4" w:space="0" w:color="auto"/>
-              <w:right w:val="single" w:sz="4" w:space="0" w:color="auto"/>
-            </w:tcBorders>
+            <w:tcW w:w="4678" w:type="dxa"/>
           </w:tcPr>
           <w:p>
-            <w:pPr>
-              <w:pStyle w:val="a8"/>
-              <w:jc w:val="center"/>
-              <w:rPr>
-                <w:rFonts w:ascii="Arial" w:hAnsi="Arial"/>
-                <w:lang w:val="en-US"/>
-              </w:rPr>
-            </w:pPr>
             <w:r>
-              <w:rPr>
-                <w:rFonts w:ascii="Arial" w:hAnsi="Arial"/>
-                <w:lang w:val="en-US"/>
-              </w:rPr>
               <w:t>5</w:t>
             </w:r>
           </w:p>
         </w:tc>
       </w:tr>
     </w:tbl>
-    <w:p>
-      <w:bookmarkStart w:id="0" w:name="_GoBack"/>
-      <w:bookmarkEnd w:id="0"/>
-    </w:p>
+    <w:p/>
     <w:sectPr>
       <w:headerReference w:type="default" r:id="rId6"/>
       <w:pgSz w:w="16838" w:h="11906" w:orient="landscape"/>
@@ -372,24 +278,20 @@
     </w:tblPr>
     <w:tblGrid>
       <w:gridCol w:w="913"/>
-      <w:gridCol w:w="120"/>
-      <w:gridCol w:w="650"/>
+      <w:gridCol w:w="770"/>
       <w:gridCol w:w="445"/>
       <w:gridCol w:w="900"/>
       <w:gridCol w:w="112"/>
       <w:gridCol w:w="816"/>
-      <w:gridCol w:w="413"/>
-      <w:gridCol w:w="1230"/>
+      <w:gridCol w:w="1643"/>
       <w:gridCol w:w="1014"/>
-      <w:gridCol w:w="641"/>
-      <w:gridCol w:w="31"/>
+      <w:gridCol w:w="672"/>
       <w:gridCol w:w="667"/>
       <w:gridCol w:w="61"/>
       <w:gridCol w:w="1343"/>
       <w:gridCol w:w="985"/>
       <w:gridCol w:w="127"/>
-      <w:gridCol w:w="558"/>
-      <w:gridCol w:w="172"/>
+      <w:gridCol w:w="730"/>
       <w:gridCol w:w="143"/>
       <w:gridCol w:w="457"/>
       <w:gridCol w:w="672"/>
@@ -412,6 +314,7 @@
             <w:left w:val="single" w:sz="1" w:space="0" w:color="000000"/>
             <w:bottom w:val="single" w:sz="1" w:space="0" w:color="000000"/>
           </w:tcBorders>
+          <w:shd w:val="clear" w:color="auto" w:fill="auto"/>
         </w:tcPr>
         <w:p>
           <w:pPr>
@@ -435,12 +338,13 @@
       <w:tc>
         <w:tcPr>
           <w:tcW w:w="1215" w:type="dxa"/>
-          <w:gridSpan w:val="3"/>
+          <w:gridSpan w:val="2"/>
           <w:tcBorders>
             <w:top w:val="single" w:sz="1" w:space="0" w:color="000000"/>
             <w:left w:val="single" w:sz="1" w:space="0" w:color="000000"/>
             <w:bottom w:val="single" w:sz="1" w:space="0" w:color="000000"/>
           </w:tcBorders>
+          <w:shd w:val="clear" w:color="auto" w:fill="auto"/>
         </w:tcPr>
         <w:p>
           <w:pPr>
@@ -461,6 +365,7 @@
             <w:left w:val="single" w:sz="1" w:space="0" w:color="000000"/>
             <w:bottom w:val="single" w:sz="1" w:space="0" w:color="000000"/>
           </w:tcBorders>
+          <w:shd w:val="clear" w:color="auto" w:fill="auto"/>
         </w:tcPr>
         <w:p>
           <w:pPr>
@@ -481,6 +386,7 @@
             <w:left w:val="single" w:sz="1" w:space="0" w:color="000000"/>
             <w:bottom w:val="single" w:sz="1" w:space="0" w:color="000000"/>
           </w:tcBorders>
+          <w:shd w:val="clear" w:color="auto" w:fill="auto"/>
         </w:tcPr>
         <w:p>
           <w:pPr>
@@ -495,11 +401,12 @@
       <w:tc>
         <w:tcPr>
           <w:tcW w:w="2657" w:type="dxa"/>
-          <w:gridSpan w:val="3"/>
+          <w:gridSpan w:val="2"/>
           <w:tcBorders>
             <w:left w:val="single" w:sz="1" w:space="0" w:color="000000"/>
             <w:bottom w:val="single" w:sz="1" w:space="0" w:color="000000"/>
           </w:tcBorders>
+          <w:shd w:val="clear" w:color="auto" w:fill="auto"/>
         </w:tcPr>
         <w:p>
           <w:pPr>
@@ -514,12 +421,12 @@
       <w:tc>
         <w:tcPr>
           <w:tcW w:w="672" w:type="dxa"/>
-          <w:gridSpan w:val="2"/>
           <w:tcBorders>
             <w:top w:val="single" w:sz="1" w:space="0" w:color="000000"/>
             <w:left w:val="single" w:sz="1" w:space="0" w:color="000000"/>
             <w:bottom w:val="single" w:sz="1" w:space="0" w:color="000000"/>
           </w:tcBorders>
+          <w:shd w:val="clear" w:color="auto" w:fill="auto"/>
         </w:tcPr>
         <w:p>
           <w:pPr>
@@ -540,6 +447,7 @@
             <w:left w:val="single" w:sz="1" w:space="0" w:color="000000"/>
             <w:bottom w:val="single" w:sz="1" w:space="0" w:color="000000"/>
           </w:tcBorders>
+          <w:shd w:val="clear" w:color="auto" w:fill="auto"/>
         </w:tcPr>
         <w:p>
           <w:pPr>
@@ -559,6 +467,7 @@
             <w:left w:val="single" w:sz="1" w:space="0" w:color="000000"/>
             <w:bottom w:val="single" w:sz="1" w:space="0" w:color="000000"/>
           </w:tcBorders>
+          <w:shd w:val="clear" w:color="auto" w:fill="auto"/>
         </w:tcPr>
         <w:p>
           <w:pPr>
@@ -578,6 +487,7 @@
             <w:left w:val="single" w:sz="1" w:space="0" w:color="000000"/>
             <w:bottom w:val="single" w:sz="1" w:space="0" w:color="000000"/>
           </w:tcBorders>
+          <w:shd w:val="clear" w:color="auto" w:fill="auto"/>
         </w:tcPr>
         <w:p>
           <w:pPr>
@@ -592,13 +502,14 @@
       <w:tc>
         <w:tcPr>
           <w:tcW w:w="857" w:type="dxa"/>
-          <w:gridSpan w:val="3"/>
+          <w:gridSpan w:val="2"/>
           <w:tcBorders>
             <w:top w:val="single" w:sz="1" w:space="0" w:color="000000"/>
             <w:left w:val="single" w:sz="1" w:space="0" w:color="000000"/>
             <w:bottom w:val="single" w:sz="1" w:space="0" w:color="000000"/>
             <w:right w:val="single" w:sz="8" w:space="0" w:color="000000"/>
           </w:tcBorders>
+          <w:shd w:val="clear" w:color="auto" w:fill="auto"/>
         </w:tcPr>
         <w:p>
           <w:pPr>
@@ -619,6 +530,7 @@
             <w:left w:val="single" w:sz="1" w:space="0" w:color="000000"/>
             <w:bottom w:val="single" w:sz="1" w:space="0" w:color="000000"/>
           </w:tcBorders>
+          <w:shd w:val="clear" w:color="auto" w:fill="auto"/>
         </w:tcPr>
         <w:p>
           <w:pPr>
@@ -638,6 +550,7 @@
             <w:left w:val="single" w:sz="1" w:space="0" w:color="000000"/>
             <w:bottom w:val="single" w:sz="1" w:space="0" w:color="000000"/>
           </w:tcBorders>
+          <w:shd w:val="clear" w:color="auto" w:fill="auto"/>
         </w:tcPr>
         <w:p>
           <w:pPr>
@@ -658,6 +571,7 @@
             <w:left w:val="single" w:sz="1" w:space="0" w:color="000000"/>
             <w:bottom w:val="single" w:sz="1" w:space="0" w:color="000000"/>
           </w:tcBorders>
+          <w:shd w:val="clear" w:color="auto" w:fill="auto"/>
         </w:tcPr>
         <w:p>
           <w:pPr>
@@ -678,6 +592,7 @@
             <w:left w:val="single" w:sz="1" w:space="0" w:color="000000"/>
             <w:bottom w:val="single" w:sz="1" w:space="0" w:color="000000"/>
           </w:tcBorders>
+          <w:shd w:val="clear" w:color="auto" w:fill="auto"/>
         </w:tcPr>
         <w:p>
           <w:pPr>
@@ -698,6 +613,7 @@
             <w:bottom w:val="single" w:sz="1" w:space="0" w:color="000000"/>
             <w:right w:val="single" w:sz="1" w:space="0" w:color="000000"/>
           </w:tcBorders>
+          <w:shd w:val="clear" w:color="auto" w:fill="auto"/>
         </w:tcPr>
         <w:p>
           <w:pPr>
@@ -714,13 +630,14 @@
       <w:tc>
         <w:tcPr>
           <w:tcW w:w="1683" w:type="dxa"/>
-          <w:gridSpan w:val="3"/>
+          <w:gridSpan w:val="2"/>
           <w:vMerge w:val="restart"/>
           <w:tcBorders>
             <w:top w:val="single" w:sz="4" w:space="0" w:color="000000"/>
             <w:left w:val="single" w:sz="4" w:space="0" w:color="000000"/>
             <w:bottom w:val="single" w:sz="4" w:space="0" w:color="000000"/>
           </w:tcBorders>
+          <w:shd w:val="clear" w:color="auto" w:fill="auto"/>
           <w:vAlign w:val="center"/>
         </w:tcPr>
         <w:p>
@@ -746,12 +663,13 @@
       <w:tc>
         <w:tcPr>
           <w:tcW w:w="3916" w:type="dxa"/>
-          <w:gridSpan w:val="6"/>
+          <w:gridSpan w:val="5"/>
           <w:tcBorders>
             <w:top w:val="single" w:sz="4" w:space="0" w:color="000000"/>
             <w:left w:val="single" w:sz="4" w:space="0" w:color="000000"/>
             <w:bottom w:val="single" w:sz="4" w:space="0" w:color="000000"/>
           </w:tcBorders>
+          <w:shd w:val="clear" w:color="auto" w:fill="auto"/>
         </w:tcPr>
         <w:p>
           <w:pPr>
@@ -773,12 +691,13 @@
       <w:tc>
         <w:tcPr>
           <w:tcW w:w="5742" w:type="dxa"/>
-          <w:gridSpan w:val="11"/>
+          <w:gridSpan w:val="9"/>
           <w:tcBorders>
             <w:top w:val="single" w:sz="4" w:space="0" w:color="000000"/>
             <w:left w:val="single" w:sz="4" w:space="0" w:color="000000"/>
             <w:bottom w:val="single" w:sz="4" w:space="0" w:color="000000"/>
           </w:tcBorders>
+          <w:shd w:val="clear" w:color="auto" w:fill="auto"/>
         </w:tcPr>
         <w:p>
           <w:pPr>
@@ -799,7 +718,7 @@
               <w:bCs/>
               <w:lang w:val="en-US"/>
             </w:rPr>
-            <w:t>{{d}}</w:t>
+            <w:t>{{p}}</w:t>
           </w:r>
         </w:p>
       </w:tc>
@@ -813,6 +732,7 @@
             <w:bottom w:val="single" w:sz="4" w:space="0" w:color="000000"/>
             <w:right w:val="single" w:sz="4" w:space="0" w:color="000000"/>
           </w:tcBorders>
+          <w:shd w:val="clear" w:color="auto" w:fill="auto"/>
         </w:tcPr>
         <w:p>
           <w:pPr>
@@ -831,13 +751,14 @@
       <w:tc>
         <w:tcPr>
           <w:tcW w:w="1683" w:type="dxa"/>
-          <w:gridSpan w:val="3"/>
+          <w:gridSpan w:val="2"/>
           <w:vMerge/>
           <w:tcBorders>
             <w:top w:val="single" w:sz="4" w:space="0" w:color="000000"/>
             <w:left w:val="single" w:sz="4" w:space="0" w:color="000000"/>
             <w:bottom w:val="single" w:sz="4" w:space="0" w:color="000000"/>
           </w:tcBorders>
+          <w:shd w:val="clear" w:color="auto" w:fill="auto"/>
           <w:vAlign w:val="center"/>
         </w:tcPr>
         <w:p/>
@@ -845,11 +766,12 @@
       <w:tc>
         <w:tcPr>
           <w:tcW w:w="9658" w:type="dxa"/>
-          <w:gridSpan w:val="17"/>
-          <w:tcBorders>
-            <w:left w:val="single" w:sz="4" w:space="0" w:color="000000"/>
-            <w:bottom w:val="single" w:sz="4" w:space="0" w:color="000000"/>
-          </w:tcBorders>
+          <w:gridSpan w:val="14"/>
+          <w:tcBorders>
+            <w:left w:val="single" w:sz="4" w:space="0" w:color="000000"/>
+            <w:bottom w:val="single" w:sz="4" w:space="0" w:color="000000"/>
+          </w:tcBorders>
+          <w:shd w:val="clear" w:color="auto" w:fill="auto"/>
         </w:tcPr>
         <w:p>
           <w:pPr>
@@ -886,6 +808,7 @@
             <w:bottom w:val="single" w:sz="4" w:space="0" w:color="000000"/>
             <w:right w:val="single" w:sz="4" w:space="0" w:color="000000"/>
           </w:tcBorders>
+          <w:shd w:val="clear" w:color="auto" w:fill="auto"/>
         </w:tcPr>
         <w:p>
           <w:pPr>
@@ -909,7 +832,7 @@
               <w:rFonts w:ascii="Arial" w:hAnsi="Arial"/>
               <w:lang w:val="en-US"/>
             </w:rPr>
-            <w:t xml:space="preserve"> {{p}}</w:t>
+            <w:t xml:space="preserve"> {{d}}</w:t>
           </w:r>
         </w:p>
       </w:tc>
@@ -921,11 +844,12 @@
       <w:tc>
         <w:tcPr>
           <w:tcW w:w="1683" w:type="dxa"/>
-          <w:gridSpan w:val="3"/>
-          <w:tcBorders>
-            <w:left w:val="single" w:sz="4" w:space="0" w:color="000000"/>
-            <w:bottom w:val="single" w:sz="4" w:space="0" w:color="000000"/>
-          </w:tcBorders>
+          <w:gridSpan w:val="2"/>
+          <w:tcBorders>
+            <w:left w:val="single" w:sz="4" w:space="0" w:color="000000"/>
+            <w:bottom w:val="single" w:sz="4" w:space="0" w:color="000000"/>
+          </w:tcBorders>
+          <w:shd w:val="clear" w:color="auto" w:fill="auto"/>
         </w:tcPr>
         <w:p>
           <w:pPr>
@@ -950,6 +874,7 @@
             <w:left w:val="single" w:sz="4" w:space="0" w:color="000000"/>
             <w:bottom w:val="single" w:sz="4" w:space="0" w:color="000000"/>
           </w:tcBorders>
+          <w:shd w:val="clear" w:color="auto" w:fill="auto"/>
         </w:tcPr>
         <w:p>
           <w:pPr>
@@ -973,12 +898,13 @@
       <w:tc>
         <w:tcPr>
           <w:tcW w:w="2459" w:type="dxa"/>
-          <w:gridSpan w:val="3"/>
+          <w:gridSpan w:val="2"/>
           <w:vMerge w:val="restart"/>
           <w:tcBorders>
             <w:left w:val="single" w:sz="4" w:space="0" w:color="000000"/>
             <w:bottom w:val="single" w:sz="4" w:space="0" w:color="000000"/>
           </w:tcBorders>
+          <w:shd w:val="clear" w:color="auto" w:fill="auto"/>
         </w:tcPr>
         <w:p>
           <w:pPr>
@@ -1026,11 +952,12 @@
       <w:tc>
         <w:tcPr>
           <w:tcW w:w="2353" w:type="dxa"/>
-          <w:gridSpan w:val="4"/>
-          <w:tcBorders>
-            <w:left w:val="single" w:sz="4" w:space="0" w:color="000000"/>
-            <w:bottom w:val="single" w:sz="4" w:space="0" w:color="000000"/>
-          </w:tcBorders>
+          <w:gridSpan w:val="3"/>
+          <w:tcBorders>
+            <w:left w:val="single" w:sz="4" w:space="0" w:color="000000"/>
+            <w:bottom w:val="single" w:sz="4" w:space="0" w:color="000000"/>
+          </w:tcBorders>
+          <w:shd w:val="clear" w:color="auto" w:fill="auto"/>
         </w:tcPr>
         <w:p>
           <w:pPr>
@@ -1069,6 +996,7 @@
             <w:left w:val="single" w:sz="4" w:space="0" w:color="000000"/>
             <w:bottom w:val="single" w:sz="4" w:space="0" w:color="000000"/>
           </w:tcBorders>
+          <w:shd w:val="clear" w:color="auto" w:fill="auto"/>
         </w:tcPr>
         <w:p>
           <w:pPr>
@@ -1092,11 +1020,12 @@
       <w:tc>
         <w:tcPr>
           <w:tcW w:w="2109" w:type="dxa"/>
-          <w:gridSpan w:val="6"/>
-          <w:tcBorders>
-            <w:left w:val="single" w:sz="4" w:space="0" w:color="000000"/>
-            <w:bottom w:val="single" w:sz="4" w:space="0" w:color="000000"/>
-          </w:tcBorders>
+          <w:gridSpan w:val="5"/>
+          <w:tcBorders>
+            <w:left w:val="single" w:sz="4" w:space="0" w:color="000000"/>
+            <w:bottom w:val="single" w:sz="4" w:space="0" w:color="000000"/>
+          </w:tcBorders>
+          <w:shd w:val="clear" w:color="auto" w:fill="auto"/>
         </w:tcPr>
         <w:p>
           <w:pPr>
@@ -1134,6 +1063,7 @@
             <w:left w:val="single" w:sz="4" w:space="0" w:color="000000"/>
             <w:bottom w:val="single" w:sz="4" w:space="0" w:color="000000"/>
           </w:tcBorders>
+          <w:shd w:val="clear" w:color="auto" w:fill="auto"/>
         </w:tcPr>
         <w:p>
           <w:pPr>
@@ -1154,6 +1084,7 @@
             <w:left w:val="single" w:sz="4" w:space="0" w:color="000000"/>
             <w:bottom w:val="single" w:sz="4" w:space="0" w:color="000000"/>
           </w:tcBorders>
+          <w:shd w:val="clear" w:color="auto" w:fill="auto"/>
         </w:tcPr>
         <w:p>
           <w:pPr>
@@ -1183,6 +1114,7 @@
             <w:bottom w:val="single" w:sz="4" w:space="0" w:color="000000"/>
             <w:right w:val="single" w:sz="4" w:space="0" w:color="000000"/>
           </w:tcBorders>
+          <w:shd w:val="clear" w:color="auto" w:fill="auto"/>
         </w:tcPr>
         <w:p>
           <w:pPr>
@@ -1236,11 +1168,12 @@
       <w:tc>
         <w:tcPr>
           <w:tcW w:w="1683" w:type="dxa"/>
-          <w:gridSpan w:val="3"/>
-          <w:tcBorders>
-            <w:left w:val="single" w:sz="4" w:space="0" w:color="000000"/>
-            <w:bottom w:val="single" w:sz="4" w:space="0" w:color="000000"/>
-          </w:tcBorders>
+          <w:gridSpan w:val="2"/>
+          <w:tcBorders>
+            <w:left w:val="single" w:sz="4" w:space="0" w:color="000000"/>
+            <w:bottom w:val="single" w:sz="4" w:space="0" w:color="000000"/>
+          </w:tcBorders>
+          <w:shd w:val="clear" w:color="auto" w:fill="auto"/>
         </w:tcPr>
         <w:p/>
       </w:tc>
@@ -1252,29 +1185,32 @@
             <w:left w:val="single" w:sz="4" w:space="0" w:color="000000"/>
             <w:bottom w:val="single" w:sz="4" w:space="0" w:color="000000"/>
           </w:tcBorders>
+          <w:shd w:val="clear" w:color="auto" w:fill="auto"/>
         </w:tcPr>
         <w:p/>
       </w:tc>
       <w:tc>
         <w:tcPr>
           <w:tcW w:w="2459" w:type="dxa"/>
+          <w:gridSpan w:val="2"/>
+          <w:vMerge/>
+          <w:tcBorders>
+            <w:left w:val="single" w:sz="4" w:space="0" w:color="000000"/>
+            <w:bottom w:val="single" w:sz="4" w:space="0" w:color="000000"/>
+          </w:tcBorders>
+          <w:shd w:val="clear" w:color="auto" w:fill="auto"/>
+        </w:tcPr>
+        <w:p/>
+      </w:tc>
+      <w:tc>
+        <w:tcPr>
+          <w:tcW w:w="2353" w:type="dxa"/>
           <w:gridSpan w:val="3"/>
-          <w:vMerge/>
-          <w:tcBorders>
-            <w:left w:val="single" w:sz="4" w:space="0" w:color="000000"/>
-            <w:bottom w:val="single" w:sz="4" w:space="0" w:color="000000"/>
-          </w:tcBorders>
-        </w:tcPr>
-        <w:p/>
-      </w:tc>
-      <w:tc>
-        <w:tcPr>
-          <w:tcW w:w="2353" w:type="dxa"/>
-          <w:gridSpan w:val="4"/>
-          <w:tcBorders>
-            <w:left w:val="single" w:sz="4" w:space="0" w:color="000000"/>
-            <w:bottom w:val="single" w:sz="4" w:space="0" w:color="000000"/>
-          </w:tcBorders>
+          <w:tcBorders>
+            <w:left w:val="single" w:sz="4" w:space="0" w:color="000000"/>
+            <w:bottom w:val="single" w:sz="4" w:space="0" w:color="000000"/>
+          </w:tcBorders>
+          <w:shd w:val="clear" w:color="auto" w:fill="auto"/>
         </w:tcPr>
         <w:p>
           <w:pPr>
@@ -1295,6 +1231,7 @@
             <w:left w:val="single" w:sz="4" w:space="0" w:color="000000"/>
             <w:bottom w:val="single" w:sz="4" w:space="0" w:color="000000"/>
           </w:tcBorders>
+          <w:shd w:val="clear" w:color="auto" w:fill="auto"/>
         </w:tcPr>
         <w:p>
           <w:pPr>
@@ -1310,11 +1247,12 @@
       <w:tc>
         <w:tcPr>
           <w:tcW w:w="2109" w:type="dxa"/>
-          <w:gridSpan w:val="6"/>
-          <w:tcBorders>
-            <w:left w:val="single" w:sz="4" w:space="0" w:color="000000"/>
-            <w:bottom w:val="single" w:sz="4" w:space="0" w:color="000000"/>
-          </w:tcBorders>
+          <w:gridSpan w:val="5"/>
+          <w:tcBorders>
+            <w:left w:val="single" w:sz="4" w:space="0" w:color="000000"/>
+            <w:bottom w:val="single" w:sz="4" w:space="0" w:color="000000"/>
+          </w:tcBorders>
+          <w:shd w:val="clear" w:color="auto" w:fill="auto"/>
         </w:tcPr>
         <w:p>
           <w:pPr>
@@ -1334,6 +1272,7 @@
             <w:left w:val="single" w:sz="4" w:space="0" w:color="000000"/>
             <w:bottom w:val="single" w:sz="4" w:space="0" w:color="000000"/>
           </w:tcBorders>
+          <w:shd w:val="clear" w:color="auto" w:fill="auto"/>
         </w:tcPr>
         <w:p/>
       </w:tc>
@@ -1345,6 +1284,7 @@
             <w:left w:val="single" w:sz="4" w:space="0" w:color="000000"/>
             <w:bottom w:val="single" w:sz="4" w:space="0" w:color="000000"/>
           </w:tcBorders>
+          <w:shd w:val="clear" w:color="auto" w:fill="auto"/>
         </w:tcPr>
         <w:p>
           <w:pPr>
@@ -1361,149 +1301,9 @@
             <w:bottom w:val="single" w:sz="4" w:space="0" w:color="000000"/>
             <w:right w:val="single" w:sz="4" w:space="0" w:color="000000"/>
           </w:tcBorders>
+          <w:shd w:val="clear" w:color="auto" w:fill="auto"/>
         </w:tcPr>
         <w:p/>
-      </w:tc>
-    </w:tr>
-    <w:tr>
-      <w:tc>
-        <w:tcPr>
-          <w:tcW w:w="1033" w:type="dxa"/>
-          <w:gridSpan w:val="2"/>
-          <w:tcBorders>
-            <w:top w:val="single" w:sz="4" w:space="0" w:color="auto"/>
-            <w:left w:val="single" w:sz="4" w:space="0" w:color="auto"/>
-            <w:bottom w:val="single" w:sz="4" w:space="0" w:color="auto"/>
-            <w:right w:val="single" w:sz="4" w:space="0" w:color="auto"/>
-          </w:tcBorders>
-        </w:tcPr>
-        <w:p>
-          <w:pPr>
-            <w:pStyle w:val="a8"/>
-            <w:jc w:val="center"/>
-            <w:rPr>
-              <w:rFonts w:ascii="Arial" w:hAnsi="Arial"/>
-            </w:rPr>
-          </w:pPr>
-          <w:r>
-            <w:rPr>
-              <w:rFonts w:ascii="Arial" w:hAnsi="Arial"/>
-            </w:rPr>
-            <w:t>1</w:t>
-          </w:r>
-        </w:p>
-      </w:tc>
-      <w:tc>
-        <w:tcPr>
-          <w:tcW w:w="3336" w:type="dxa"/>
-          <w:gridSpan w:val="6"/>
-          <w:tcBorders>
-            <w:top w:val="single" w:sz="4" w:space="0" w:color="auto"/>
-            <w:left w:val="single" w:sz="4" w:space="0" w:color="auto"/>
-            <w:bottom w:val="single" w:sz="4" w:space="0" w:color="auto"/>
-            <w:right w:val="single" w:sz="4" w:space="0" w:color="auto"/>
-          </w:tcBorders>
-        </w:tcPr>
-        <w:p>
-          <w:pPr>
-            <w:pStyle w:val="a8"/>
-            <w:jc w:val="center"/>
-            <w:rPr>
-              <w:rFonts w:ascii="Arial" w:hAnsi="Arial"/>
-            </w:rPr>
-          </w:pPr>
-          <w:r>
-            <w:rPr>
-              <w:rFonts w:ascii="Arial" w:hAnsi="Arial"/>
-            </w:rPr>
-            <w:t>2</w:t>
-          </w:r>
-        </w:p>
-      </w:tc>
-      <w:tc>
-        <w:tcPr>
-          <w:tcW w:w="2885" w:type="dxa"/>
-          <w:gridSpan w:val="3"/>
-          <w:tcBorders>
-            <w:top w:val="single" w:sz="4" w:space="0" w:color="auto"/>
-            <w:left w:val="single" w:sz="4" w:space="0" w:color="auto"/>
-            <w:bottom w:val="single" w:sz="4" w:space="0" w:color="auto"/>
-            <w:right w:val="single" w:sz="4" w:space="0" w:color="auto"/>
-          </w:tcBorders>
-        </w:tcPr>
-        <w:p>
-          <w:pPr>
-            <w:pStyle w:val="a8"/>
-            <w:jc w:val="center"/>
-            <w:rPr>
-              <w:rFonts w:ascii="Arial" w:hAnsi="Arial"/>
-            </w:rPr>
-          </w:pPr>
-          <w:r>
-            <w:rPr>
-              <w:rFonts w:ascii="Arial" w:hAnsi="Arial"/>
-            </w:rPr>
-            <w:t>3</w:t>
-          </w:r>
-        </w:p>
-      </w:tc>
-      <w:tc>
-        <w:tcPr>
-          <w:tcW w:w="3772" w:type="dxa"/>
-          <w:gridSpan w:val="7"/>
-          <w:tcBorders>
-            <w:top w:val="single" w:sz="4" w:space="0" w:color="auto"/>
-            <w:left w:val="single" w:sz="4" w:space="0" w:color="auto"/>
-            <w:bottom w:val="single" w:sz="4" w:space="0" w:color="auto"/>
-            <w:right w:val="single" w:sz="4" w:space="0" w:color="auto"/>
-          </w:tcBorders>
-        </w:tcPr>
-        <w:p>
-          <w:pPr>
-            <w:pStyle w:val="a8"/>
-            <w:jc w:val="center"/>
-            <w:rPr>
-              <w:rFonts w:ascii="Arial" w:hAnsi="Arial"/>
-              <w:lang w:val="en-US"/>
-            </w:rPr>
-          </w:pPr>
-          <w:r>
-            <w:rPr>
-              <w:rFonts w:ascii="Arial" w:hAnsi="Arial"/>
-              <w:lang w:val="en-US"/>
-            </w:rPr>
-            <w:t>4</w:t>
-          </w:r>
-        </w:p>
-      </w:tc>
-      <w:tc>
-        <w:tcPr>
-          <w:tcW w:w="4564" w:type="dxa"/>
-          <w:gridSpan w:val="10"/>
-          <w:tcBorders>
-            <w:top w:val="single" w:sz="4" w:space="0" w:color="auto"/>
-            <w:left w:val="single" w:sz="4" w:space="0" w:color="auto"/>
-            <w:bottom w:val="single" w:sz="4" w:space="0" w:color="auto"/>
-            <w:right w:val="single" w:sz="4" w:space="0" w:color="auto"/>
-          </w:tcBorders>
-        </w:tcPr>
-        <w:p>
-          <w:pPr>
-            <w:pStyle w:val="a8"/>
-            <w:jc w:val="center"/>
-            <w:rPr>
-              <w:rFonts w:ascii="Arial" w:hAnsi="Arial"/>
-              <w:lang w:val="en-US"/>
-            </w:rPr>
-          </w:pPr>
-          <w:r>
-            <w:rPr>
-              <w:rFonts w:ascii="Arial" w:hAnsi="Arial"/>
-              <w:lang w:val="en-US"/>
-            </w:rPr>
-            <w:t>5</w:t>
-          </w:r>
-        </w:p>
       </w:tc>
     </w:tr>
   </w:tbl>
@@ -2069,6 +1869,22 @@
       <w:lang w:eastAsia="hi-IN" w:bidi="hi-IN"/>
     </w:rPr>
   </w:style>
+  <w:style w:type="table" w:styleId="ac">
+    <w:name w:val="Table Grid"/>
+    <w:basedOn w:val="a1"/>
+    <w:uiPriority w:val="59"/>
+    <w:rsid w:val="002224E6"/>
+    <w:tblPr>
+      <w:tblBorders>
+        <w:top w:val="single" w:sz="4" w:space="0" w:color="auto"/>
+        <w:left w:val="single" w:sz="4" w:space="0" w:color="auto"/>
+        <w:bottom w:val="single" w:sz="4" w:space="0" w:color="auto"/>
+        <w:right w:val="single" w:sz="4" w:space="0" w:color="auto"/>
+        <w:insideH w:val="single" w:sz="4" w:space="0" w:color="auto"/>
+        <w:insideV w:val="single" w:sz="4" w:space="0" w:color="auto"/>
+      </w:tblBorders>
+    </w:tblPr>
+  </w:style>
 </w:styles>
 </file>
 

--- a/src/main/resources/templates/WI.docx
+++ b/src/main/resources/templates/WI.docx
@@ -30,8 +30,6 @@
                 <w:rFonts w:ascii="Arial" w:hAnsi="Arial"/>
               </w:rPr>
             </w:pPr>
-            <w:bookmarkStart w:id="0" w:name="_GoBack"/>
-            <w:bookmarkEnd w:id="0"/>
             <w:r>
               <w:rPr>
                 <w:rFonts w:ascii="Arial" w:hAnsi="Arial"/>
@@ -214,7 +212,12 @@
     </w:tbl>
     <w:p/>
     <w:sectPr>
-      <w:headerReference w:type="default" r:id="rId6"/>
+      <w:headerReference w:type="even" r:id="rId6"/>
+      <w:headerReference w:type="default" r:id="rId7"/>
+      <w:footerReference w:type="even" r:id="rId8"/>
+      <w:footerReference w:type="default" r:id="rId9"/>
+      <w:headerReference w:type="first" r:id="rId10"/>
+      <w:footerReference w:type="first" r:id="rId11"/>
       <w:pgSz w:w="16838" w:h="11906" w:orient="landscape"/>
       <w:pgMar w:top="3004" w:right="624" w:bottom="624" w:left="624" w:header="964" w:footer="720" w:gutter="0"/>
       <w:cols w:space="720"/>
@@ -242,6 +245,36 @@
 </w:endnotes>
 </file>
 
+<file path=word/footer1.xml><?xml version="1.0" encoding="utf-8"?>
+<w:ftr xmlns:wpc="http://schemas.microsoft.com/office/word/2010/wordprocessingCanvas" xmlns:cx="http://schemas.microsoft.com/office/drawing/2014/chartex" xmlns:cx1="http://schemas.microsoft.com/office/drawing/2015/9/8/chartex" xmlns:cx2="http://schemas.microsoft.com/office/drawing/2015/10/21/chartex" xmlns:cx3="http://schemas.microsoft.com/office/drawing/2016/5/9/chartex" xmlns:cx4="http://schemas.microsoft.com/office/drawing/2016/5/10/chartex" xmlns:cx5="http://schemas.microsoft.com/office/drawing/2016/5/11/chartex" xmlns:cx6="http://schemas.microsoft.com/office/drawing/2016/5/12/chartex" xmlns:cx7="http://schemas.microsoft.com/office/drawing/2016/5/13/chartex" xmlns:cx8="http://schemas.microsoft.com/office/drawing/2016/5/14/chartex" xmlns:mc="http://schemas.openxmlformats.org/markup-compatibility/2006" xmlns:aink="http://schemas.microsoft.com/office/drawing/2016/ink" xmlns:am3d="http://schemas.microsoft.com/office/drawing/2017/model3d" xmlns:o="urn:schemas-microsoft-com:office:office" xmlns:r="http://schemas.openxmlformats.org/officeDocument/2006/relationships" xmlns:m="http://schemas.openxmlformats.org/officeDocument/2006/math" xmlns:v="urn:schemas-microsoft-com:vml" xmlns:wp14="http://schemas.microsoft.com/office/word/2010/wordprocessingDrawing" xmlns:wp="http://schemas.openxmlformats.org/drawingml/2006/wordprocessingDrawing" xmlns:w10="urn:schemas-microsoft-com:office:word" xmlns:w="http://schemas.openxmlformats.org/wordprocessingml/2006/main" xmlns:w14="http://schemas.microsoft.com/office/word/2010/wordml" xmlns:w15="http://schemas.microsoft.com/office/word/2012/wordml" xmlns:w16cid="http://schemas.microsoft.com/office/word/2016/wordml/cid" xmlns:w16se="http://schemas.microsoft.com/office/word/2015/wordml/symex" xmlns:wpg="http://schemas.microsoft.com/office/word/2010/wordprocessingGroup" xmlns:wpi="http://schemas.microsoft.com/office/word/2010/wordprocessingInk" xmlns:wne="http://schemas.microsoft.com/office/word/2006/wordml" xmlns:wps="http://schemas.microsoft.com/office/word/2010/wordprocessingShape" mc:Ignorable="w14 w15 w16se w16cid wp14">
+  <w:p>
+    <w:pPr>
+      <w:pStyle w:val="aa"/>
+    </w:pPr>
+  </w:p>
+</w:ftr>
+</file>
+
+<file path=word/footer2.xml><?xml version="1.0" encoding="utf-8"?>
+<w:ftr xmlns:wpc="http://schemas.microsoft.com/office/word/2010/wordprocessingCanvas" xmlns:cx="http://schemas.microsoft.com/office/drawing/2014/chartex" xmlns:cx1="http://schemas.microsoft.com/office/drawing/2015/9/8/chartex" xmlns:cx2="http://schemas.microsoft.com/office/drawing/2015/10/21/chartex" xmlns:cx3="http://schemas.microsoft.com/office/drawing/2016/5/9/chartex" xmlns:cx4="http://schemas.microsoft.com/office/drawing/2016/5/10/chartex" xmlns:cx5="http://schemas.microsoft.com/office/drawing/2016/5/11/chartex" xmlns:cx6="http://schemas.microsoft.com/office/drawing/2016/5/12/chartex" xmlns:cx7="http://schemas.microsoft.com/office/drawing/2016/5/13/chartex" xmlns:cx8="http://schemas.microsoft.com/office/drawing/2016/5/14/chartex" xmlns:mc="http://schemas.openxmlformats.org/markup-compatibility/2006" xmlns:aink="http://schemas.microsoft.com/office/drawing/2016/ink" xmlns:am3d="http://schemas.microsoft.com/office/drawing/2017/model3d" xmlns:o="urn:schemas-microsoft-com:office:office" xmlns:r="http://schemas.openxmlformats.org/officeDocument/2006/relationships" xmlns:m="http://schemas.openxmlformats.org/officeDocument/2006/math" xmlns:v="urn:schemas-microsoft-com:vml" xmlns:wp14="http://schemas.microsoft.com/office/word/2010/wordprocessingDrawing" xmlns:wp="http://schemas.openxmlformats.org/drawingml/2006/wordprocessingDrawing" xmlns:w10="urn:schemas-microsoft-com:office:word" xmlns:w="http://schemas.openxmlformats.org/wordprocessingml/2006/main" xmlns:w14="http://schemas.microsoft.com/office/word/2010/wordml" xmlns:w15="http://schemas.microsoft.com/office/word/2012/wordml" xmlns:w16cid="http://schemas.microsoft.com/office/word/2016/wordml/cid" xmlns:w16se="http://schemas.microsoft.com/office/word/2015/wordml/symex" xmlns:wpg="http://schemas.microsoft.com/office/word/2010/wordprocessingGroup" xmlns:wpi="http://schemas.microsoft.com/office/word/2010/wordprocessingInk" xmlns:wne="http://schemas.microsoft.com/office/word/2006/wordml" xmlns:wps="http://schemas.microsoft.com/office/word/2010/wordprocessingShape" mc:Ignorable="w14 w15 w16se w16cid wp14">
+  <w:p>
+    <w:pPr>
+      <w:pStyle w:val="aa"/>
+    </w:pPr>
+  </w:p>
+</w:ftr>
+</file>
+
+<file path=word/footer3.xml><?xml version="1.0" encoding="utf-8"?>
+<w:ftr xmlns:wpc="http://schemas.microsoft.com/office/word/2010/wordprocessingCanvas" xmlns:cx="http://schemas.microsoft.com/office/drawing/2014/chartex" xmlns:cx1="http://schemas.microsoft.com/office/drawing/2015/9/8/chartex" xmlns:cx2="http://schemas.microsoft.com/office/drawing/2015/10/21/chartex" xmlns:cx3="http://schemas.microsoft.com/office/drawing/2016/5/9/chartex" xmlns:cx4="http://schemas.microsoft.com/office/drawing/2016/5/10/chartex" xmlns:cx5="http://schemas.microsoft.com/office/drawing/2016/5/11/chartex" xmlns:cx6="http://schemas.microsoft.com/office/drawing/2016/5/12/chartex" xmlns:cx7="http://schemas.microsoft.com/office/drawing/2016/5/13/chartex" xmlns:cx8="http://schemas.microsoft.com/office/drawing/2016/5/14/chartex" xmlns:mc="http://schemas.openxmlformats.org/markup-compatibility/2006" xmlns:aink="http://schemas.microsoft.com/office/drawing/2016/ink" xmlns:am3d="http://schemas.microsoft.com/office/drawing/2017/model3d" xmlns:o="urn:schemas-microsoft-com:office:office" xmlns:r="http://schemas.openxmlformats.org/officeDocument/2006/relationships" xmlns:m="http://schemas.openxmlformats.org/officeDocument/2006/math" xmlns:v="urn:schemas-microsoft-com:vml" xmlns:wp14="http://schemas.microsoft.com/office/word/2010/wordprocessingDrawing" xmlns:wp="http://schemas.openxmlformats.org/drawingml/2006/wordprocessingDrawing" xmlns:w10="urn:schemas-microsoft-com:office:word" xmlns:w="http://schemas.openxmlformats.org/wordprocessingml/2006/main" xmlns:w14="http://schemas.microsoft.com/office/word/2010/wordml" xmlns:w15="http://schemas.microsoft.com/office/word/2012/wordml" xmlns:w16cid="http://schemas.microsoft.com/office/word/2016/wordml/cid" xmlns:w16se="http://schemas.microsoft.com/office/word/2015/wordml/symex" xmlns:wpg="http://schemas.microsoft.com/office/word/2010/wordprocessingGroup" xmlns:wpi="http://schemas.microsoft.com/office/word/2010/wordprocessingInk" xmlns:wne="http://schemas.microsoft.com/office/word/2006/wordml" xmlns:wps="http://schemas.microsoft.com/office/word/2010/wordprocessingShape" mc:Ignorable="w14 w15 w16se w16cid wp14">
+  <w:p>
+    <w:pPr>
+      <w:pStyle w:val="aa"/>
+    </w:pPr>
+  </w:p>
+</w:ftr>
+</file>
+
 <file path=word/footnotes.xml><?xml version="1.0" encoding="utf-8"?>
 <w:footnotes xmlns:wpc="http://schemas.microsoft.com/office/word/2010/wordprocessingCanvas" xmlns:cx="http://schemas.microsoft.com/office/drawing/2014/chartex" xmlns:cx1="http://schemas.microsoft.com/office/drawing/2015/9/8/chartex" xmlns:cx2="http://schemas.microsoft.com/office/drawing/2015/10/21/chartex" xmlns:cx3="http://schemas.microsoft.com/office/drawing/2016/5/9/chartex" xmlns:cx4="http://schemas.microsoft.com/office/drawing/2016/5/10/chartex" xmlns:cx5="http://schemas.microsoft.com/office/drawing/2016/5/11/chartex" xmlns:cx6="http://schemas.microsoft.com/office/drawing/2016/5/12/chartex" xmlns:cx7="http://schemas.microsoft.com/office/drawing/2016/5/13/chartex" xmlns:cx8="http://schemas.microsoft.com/office/drawing/2016/5/14/chartex" xmlns:mc="http://schemas.openxmlformats.org/markup-compatibility/2006" xmlns:aink="http://schemas.microsoft.com/office/drawing/2016/ink" xmlns:am3d="http://schemas.microsoft.com/office/drawing/2017/model3d" xmlns:o="urn:schemas-microsoft-com:office:office" xmlns:r="http://schemas.openxmlformats.org/officeDocument/2006/relationships" xmlns:m="http://schemas.openxmlformats.org/officeDocument/2006/math" xmlns:v="urn:schemas-microsoft-com:vml" xmlns:wp14="http://schemas.microsoft.com/office/word/2010/wordprocessingDrawing" xmlns:wp="http://schemas.openxmlformats.org/drawingml/2006/wordprocessingDrawing" xmlns:w10="urn:schemas-microsoft-com:office:word" xmlns:w="http://schemas.openxmlformats.org/wordprocessingml/2006/main" xmlns:w14="http://schemas.microsoft.com/office/word/2010/wordml" xmlns:w15="http://schemas.microsoft.com/office/word/2012/wordml" xmlns:w16cid="http://schemas.microsoft.com/office/word/2016/wordml/cid" xmlns:w16se="http://schemas.microsoft.com/office/word/2015/wordml/symex" xmlns:wpg="http://schemas.microsoft.com/office/word/2010/wordprocessingGroup" xmlns:wpi="http://schemas.microsoft.com/office/word/2010/wordprocessingInk" xmlns:wne="http://schemas.microsoft.com/office/word/2006/wordml" xmlns:wps="http://schemas.microsoft.com/office/word/2010/wordprocessingShape" mc:Ignorable="w14 w15 w16se w16cid wp14">
   <w:footnote w:type="separator" w:id="-1">
@@ -262,6 +295,16 @@
 </file>
 
 <file path=word/header1.xml><?xml version="1.0" encoding="utf-8"?>
+<w:hdr xmlns:wpc="http://schemas.microsoft.com/office/word/2010/wordprocessingCanvas" xmlns:cx="http://schemas.microsoft.com/office/drawing/2014/chartex" xmlns:cx1="http://schemas.microsoft.com/office/drawing/2015/9/8/chartex" xmlns:cx2="http://schemas.microsoft.com/office/drawing/2015/10/21/chartex" xmlns:cx3="http://schemas.microsoft.com/office/drawing/2016/5/9/chartex" xmlns:cx4="http://schemas.microsoft.com/office/drawing/2016/5/10/chartex" xmlns:cx5="http://schemas.microsoft.com/office/drawing/2016/5/11/chartex" xmlns:cx6="http://schemas.microsoft.com/office/drawing/2016/5/12/chartex" xmlns:cx7="http://schemas.microsoft.com/office/drawing/2016/5/13/chartex" xmlns:cx8="http://schemas.microsoft.com/office/drawing/2016/5/14/chartex" xmlns:mc="http://schemas.openxmlformats.org/markup-compatibility/2006" xmlns:aink="http://schemas.microsoft.com/office/drawing/2016/ink" xmlns:am3d="http://schemas.microsoft.com/office/drawing/2017/model3d" xmlns:o="urn:schemas-microsoft-com:office:office" xmlns:r="http://schemas.openxmlformats.org/officeDocument/2006/relationships" xmlns:m="http://schemas.openxmlformats.org/officeDocument/2006/math" xmlns:v="urn:schemas-microsoft-com:vml" xmlns:wp14="http://schemas.microsoft.com/office/word/2010/wordprocessingDrawing" xmlns:wp="http://schemas.openxmlformats.org/drawingml/2006/wordprocessingDrawing" xmlns:w10="urn:schemas-microsoft-com:office:word" xmlns:w="http://schemas.openxmlformats.org/wordprocessingml/2006/main" xmlns:w14="http://schemas.microsoft.com/office/word/2010/wordml" xmlns:w15="http://schemas.microsoft.com/office/word/2012/wordml" xmlns:w16cid="http://schemas.microsoft.com/office/word/2016/wordml/cid" xmlns:w16se="http://schemas.microsoft.com/office/word/2015/wordml/symex" xmlns:wpg="http://schemas.microsoft.com/office/word/2010/wordprocessingGroup" xmlns:wpi="http://schemas.microsoft.com/office/word/2010/wordprocessingInk" xmlns:wne="http://schemas.microsoft.com/office/word/2006/wordml" xmlns:wps="http://schemas.microsoft.com/office/word/2010/wordprocessingShape" mc:Ignorable="w14 w15 w16se w16cid wp14">
+  <w:p>
+    <w:pPr>
+      <w:pStyle w:val="a7"/>
+    </w:pPr>
+  </w:p>
+</w:hdr>
+</file>
+
+<file path=word/header2.xml><?xml version="1.0" encoding="utf-8"?>
 <w:hdr xmlns:wpc="http://schemas.microsoft.com/office/word/2010/wordprocessingCanvas" xmlns:cx="http://schemas.microsoft.com/office/drawing/2014/chartex" xmlns:cx1="http://schemas.microsoft.com/office/drawing/2015/9/8/chartex" xmlns:cx2="http://schemas.microsoft.com/office/drawing/2015/10/21/chartex" xmlns:cx3="http://schemas.microsoft.com/office/drawing/2016/5/9/chartex" xmlns:cx4="http://schemas.microsoft.com/office/drawing/2016/5/10/chartex" xmlns:cx5="http://schemas.microsoft.com/office/drawing/2016/5/11/chartex" xmlns:cx6="http://schemas.microsoft.com/office/drawing/2016/5/12/chartex" xmlns:cx7="http://schemas.microsoft.com/office/drawing/2016/5/13/chartex" xmlns:cx8="http://schemas.microsoft.com/office/drawing/2016/5/14/chartex" xmlns:mc="http://schemas.openxmlformats.org/markup-compatibility/2006" xmlns:aink="http://schemas.microsoft.com/office/drawing/2016/ink" xmlns:am3d="http://schemas.microsoft.com/office/drawing/2017/model3d" xmlns:o="urn:schemas-microsoft-com:office:office" xmlns:r="http://schemas.openxmlformats.org/officeDocument/2006/relationships" xmlns:m="http://schemas.openxmlformats.org/officeDocument/2006/math" xmlns:v="urn:schemas-microsoft-com:vml" xmlns:wp14="http://schemas.microsoft.com/office/word/2010/wordprocessingDrawing" xmlns:wp="http://schemas.openxmlformats.org/drawingml/2006/wordprocessingDrawing" xmlns:w10="urn:schemas-microsoft-com:office:word" xmlns:w="http://schemas.openxmlformats.org/wordprocessingml/2006/main" xmlns:w14="http://schemas.microsoft.com/office/word/2010/wordml" xmlns:w15="http://schemas.microsoft.com/office/word/2012/wordml" xmlns:w16cid="http://schemas.microsoft.com/office/word/2016/wordml/cid" xmlns:w16se="http://schemas.microsoft.com/office/word/2015/wordml/symex" xmlns:wpg="http://schemas.microsoft.com/office/word/2010/wordprocessingGroup" xmlns:wpi="http://schemas.microsoft.com/office/word/2010/wordprocessingInk" xmlns:wne="http://schemas.microsoft.com/office/word/2006/wordml" xmlns:wps="http://schemas.microsoft.com/office/word/2010/wordprocessingShape" mc:Ignorable="w14 w15 w16se w16cid wp14">
   <w:tbl>
     <w:tblPr>
@@ -289,14 +332,14 @@
       <w:gridCol w:w="667"/>
       <w:gridCol w:w="61"/>
       <w:gridCol w:w="1343"/>
-      <w:gridCol w:w="985"/>
-      <w:gridCol w:w="127"/>
-      <w:gridCol w:w="730"/>
-      <w:gridCol w:w="143"/>
-      <w:gridCol w:w="457"/>
-      <w:gridCol w:w="672"/>
-      <w:gridCol w:w="107"/>
-      <w:gridCol w:w="739"/>
+      <w:gridCol w:w="283"/>
+      <w:gridCol w:w="702"/>
+      <w:gridCol w:w="7"/>
+      <w:gridCol w:w="850"/>
+      <w:gridCol w:w="568"/>
+      <w:gridCol w:w="283"/>
+      <w:gridCol w:w="425"/>
+      <w:gridCol w:w="842"/>
       <w:gridCol w:w="539"/>
       <w:gridCol w:w="545"/>
       <w:gridCol w:w="369"/>
@@ -482,6 +525,7 @@
       <w:tc>
         <w:tcPr>
           <w:tcW w:w="985" w:type="dxa"/>
+          <w:gridSpan w:val="2"/>
           <w:tcBorders>
             <w:top w:val="single" w:sz="1" w:space="0" w:color="000000"/>
             <w:left w:val="single" w:sz="1" w:space="0" w:color="000000"/>
@@ -523,8 +567,7 @@
       </w:tc>
       <w:tc>
         <w:tcPr>
-          <w:tcW w:w="600" w:type="dxa"/>
-          <w:gridSpan w:val="2"/>
+          <w:tcW w:w="568" w:type="dxa"/>
           <w:tcBorders>
             <w:top w:val="single" w:sz="1" w:space="0" w:color="000000"/>
             <w:left w:val="single" w:sz="1" w:space="0" w:color="000000"/>
@@ -544,7 +587,8 @@
       </w:tc>
       <w:tc>
         <w:tcPr>
-          <w:tcW w:w="672" w:type="dxa"/>
+          <w:tcW w:w="708" w:type="dxa"/>
+          <w:gridSpan w:val="2"/>
           <w:tcBorders>
             <w:top w:val="single" w:sz="1" w:space="0" w:color="000000"/>
             <w:left w:val="single" w:sz="1" w:space="0" w:color="000000"/>
@@ -564,8 +608,8 @@
       </w:tc>
       <w:tc>
         <w:tcPr>
-          <w:tcW w:w="1385" w:type="dxa"/>
-          <w:gridSpan w:val="3"/>
+          <w:tcW w:w="1381" w:type="dxa"/>
+          <w:gridSpan w:val="2"/>
           <w:tcBorders>
             <w:top w:val="single" w:sz="1" w:space="0" w:color="000000"/>
             <w:left w:val="single" w:sz="1" w:space="0" w:color="000000"/>
@@ -690,8 +734,8 @@
       </w:tc>
       <w:tc>
         <w:tcPr>
-          <w:tcW w:w="5742" w:type="dxa"/>
-          <w:gridSpan w:val="9"/>
+          <w:tcW w:w="4040" w:type="dxa"/>
+          <w:gridSpan w:val="6"/>
           <w:tcBorders>
             <w:top w:val="single" w:sz="4" w:space="0" w:color="000000"/>
             <w:left w:val="single" w:sz="4" w:space="0" w:color="000000"/>
@@ -718,32 +762,139 @@
               <w:bCs/>
               <w:lang w:val="en-US"/>
             </w:rPr>
-            <w:t>{{p}}</w:t>
-          </w:r>
-        </w:p>
-      </w:tc>
-      <w:tc>
-        <w:tcPr>
-          <w:tcW w:w="4249" w:type="dxa"/>
-          <w:gridSpan w:val="8"/>
-          <w:tcBorders>
-            <w:top w:val="single" w:sz="4" w:space="0" w:color="000000"/>
-            <w:left w:val="single" w:sz="4" w:space="0" w:color="000000"/>
-            <w:bottom w:val="single" w:sz="4" w:space="0" w:color="000000"/>
-            <w:right w:val="single" w:sz="4" w:space="0" w:color="000000"/>
-          </w:tcBorders>
-          <w:shd w:val="clear" w:color="auto" w:fill="auto"/>
-        </w:tcPr>
-        <w:p>
-          <w:pPr>
-            <w:pStyle w:val="a8"/>
-            <w:jc w:val="center"/>
+            <w:t>{{</w:t>
+          </w:r>
+          <w:r>
             <w:rPr>
               <w:rFonts w:ascii="Arial" w:hAnsi="Arial"/>
               <w:b/>
               <w:bCs/>
-            </w:rPr>
-          </w:pPr>
+              <w:lang w:val="en-US"/>
+            </w:rPr>
+            <w:t>d</w:t>
+          </w:r>
+          <w:r>
+            <w:rPr>
+              <w:rFonts w:ascii="Arial" w:hAnsi="Arial"/>
+              <w:b/>
+              <w:bCs/>
+              <w:lang w:val="en-US"/>
+            </w:rPr>
+            <w:t>}}</w:t>
+          </w:r>
+        </w:p>
+      </w:tc>
+      <w:tc>
+        <w:tcPr>
+          <w:tcW w:w="2410" w:type="dxa"/>
+          <w:gridSpan w:val="5"/>
+          <w:tcBorders>
+            <w:top w:val="single" w:sz="4" w:space="0" w:color="000000"/>
+            <w:left w:val="single" w:sz="4" w:space="0" w:color="000000"/>
+            <w:bottom w:val="single" w:sz="4" w:space="0" w:color="000000"/>
+          </w:tcBorders>
+          <w:shd w:val="clear" w:color="auto" w:fill="auto"/>
+        </w:tcPr>
+        <w:p>
+          <w:pPr>
+            <w:pStyle w:val="a8"/>
+            <w:ind w:left="-112" w:right="2"/>
+            <w:jc w:val="center"/>
+            <w:rPr>
+              <w:rFonts w:ascii="Arial" w:hAnsi="Arial"/>
+              <w:b/>
+              <w:bCs/>
+              <w:lang w:val="en-US"/>
+            </w:rPr>
+          </w:pPr>
+          <w:r>
+            <w:rPr>
+              <w:rFonts w:ascii="Arial" w:hAnsi="Arial"/>
+              <w:b/>
+              <w:bCs/>
+              <w:lang w:val="en-US"/>
+            </w:rPr>
+            <w:t>{{</w:t>
+          </w:r>
+          <w:r>
+            <w:rPr>
+              <w:rFonts w:ascii="Arial" w:hAnsi="Arial"/>
+              <w:b/>
+              <w:bCs/>
+              <w:lang w:val="en-US"/>
+            </w:rPr>
+            <w:t>d</w:t>
+          </w:r>
+          <w:r>
+            <w:rPr>
+              <w:rFonts w:ascii="Arial" w:hAnsi="Arial"/>
+              <w:b/>
+              <w:bCs/>
+            </w:rPr>
+            <w:t>1</w:t>
+          </w:r>
+          <w:r>
+            <w:rPr>
+              <w:rFonts w:ascii="Arial" w:hAnsi="Arial"/>
+              <w:b/>
+              <w:bCs/>
+              <w:lang w:val="en-US"/>
+            </w:rPr>
+            <w:t>}}</w:t>
+          </w:r>
+        </w:p>
+      </w:tc>
+      <w:tc>
+        <w:tcPr>
+          <w:tcW w:w="3541" w:type="dxa"/>
+          <w:gridSpan w:val="6"/>
+          <w:tcBorders>
+            <w:top w:val="single" w:sz="4" w:space="0" w:color="000000"/>
+            <w:left w:val="single" w:sz="4" w:space="0" w:color="000000"/>
+            <w:bottom w:val="single" w:sz="4" w:space="0" w:color="000000"/>
+            <w:right w:val="single" w:sz="4" w:space="0" w:color="000000"/>
+          </w:tcBorders>
+          <w:shd w:val="clear" w:color="auto" w:fill="auto"/>
+        </w:tcPr>
+        <w:p>
+          <w:pPr>
+            <w:pStyle w:val="a8"/>
+            <w:jc w:val="center"/>
+            <w:rPr>
+              <w:rFonts w:ascii="Arial" w:hAnsi="Arial"/>
+              <w:b/>
+              <w:bCs/>
+            </w:rPr>
+          </w:pPr>
+          <w:r>
+            <w:rPr>
+              <w:rFonts w:ascii="Arial" w:hAnsi="Arial"/>
+            </w:rPr>
+            <w:t>Изделие:</w:t>
+          </w:r>
+          <w:r>
+            <w:rPr>
+              <w:rFonts w:ascii="Arial" w:hAnsi="Arial"/>
+              <w:lang w:val="en-US"/>
+            </w:rPr>
+            <w:t xml:space="preserve"> {{</w:t>
+          </w:r>
+          <w:r>
+            <w:rPr>
+              <w:rFonts w:ascii="Arial" w:hAnsi="Arial"/>
+              <w:lang w:val="en-US"/>
+            </w:rPr>
+            <w:t>p</w:t>
+          </w:r>
+          <w:bookmarkStart w:id="0" w:name="_GoBack"/>
+          <w:bookmarkEnd w:id="0"/>
+          <w:r>
+            <w:rPr>
+              <w:rFonts w:ascii="Arial" w:hAnsi="Arial"/>
+              <w:lang w:val="en-US"/>
+            </w:rPr>
+            <w:t>}}</w:t>
+          </w:r>
         </w:p>
       </w:tc>
     </w:tr>
@@ -765,8 +916,8 @@
       </w:tc>
       <w:tc>
         <w:tcPr>
-          <w:tcW w:w="9658" w:type="dxa"/>
-          <w:gridSpan w:val="14"/>
+          <w:tcW w:w="8665" w:type="dxa"/>
+          <w:gridSpan w:val="13"/>
           <w:tcBorders>
             <w:left w:val="single" w:sz="4" w:space="0" w:color="000000"/>
             <w:bottom w:val="single" w:sz="4" w:space="0" w:color="000000"/>
@@ -801,8 +952,8 @@
       </w:tc>
       <w:tc>
         <w:tcPr>
-          <w:tcW w:w="4249" w:type="dxa"/>
-          <w:gridSpan w:val="8"/>
+          <w:tcW w:w="5242" w:type="dxa"/>
+          <w:gridSpan w:val="9"/>
           <w:tcBorders>
             <w:left w:val="single" w:sz="4" w:space="0" w:color="000000"/>
             <w:bottom w:val="single" w:sz="4" w:space="0" w:color="000000"/>
@@ -821,19 +972,6 @@
               <w:lang w:val="en-US"/>
             </w:rPr>
           </w:pPr>
-          <w:r>
-            <w:rPr>
-              <w:rFonts w:ascii="Arial" w:hAnsi="Arial"/>
-            </w:rPr>
-            <w:t>Изделие:</w:t>
-          </w:r>
-          <w:r>
-            <w:rPr>
-              <w:rFonts w:ascii="Arial" w:hAnsi="Arial"/>
-              <w:lang w:val="en-US"/>
-            </w:rPr>
-            <w:t xml:space="preserve"> {{d}}</w:t>
-          </w:r>
         </w:p>
       </w:tc>
     </w:tr>
@@ -990,8 +1128,8 @@
       </w:tc>
       <w:tc>
         <w:tcPr>
-          <w:tcW w:w="2516" w:type="dxa"/>
-          <w:gridSpan w:val="4"/>
+          <w:tcW w:w="2396" w:type="dxa"/>
+          <w:gridSpan w:val="5"/>
           <w:tcBorders>
             <w:left w:val="single" w:sz="4" w:space="0" w:color="000000"/>
             <w:bottom w:val="single" w:sz="4" w:space="0" w:color="000000"/>
@@ -1019,8 +1157,8 @@
       </w:tc>
       <w:tc>
         <w:tcPr>
-          <w:tcW w:w="2109" w:type="dxa"/>
-          <w:gridSpan w:val="5"/>
+          <w:tcW w:w="2126" w:type="dxa"/>
+          <w:gridSpan w:val="4"/>
           <w:tcBorders>
             <w:left w:val="single" w:sz="4" w:space="0" w:color="000000"/>
             <w:bottom w:val="single" w:sz="4" w:space="0" w:color="000000"/>
@@ -1058,7 +1196,7 @@
       </w:tc>
       <w:tc>
         <w:tcPr>
-          <w:tcW w:w="739" w:type="dxa"/>
+          <w:tcW w:w="842" w:type="dxa"/>
           <w:tcBorders>
             <w:left w:val="single" w:sz="4" w:space="0" w:color="000000"/>
             <w:bottom w:val="single" w:sz="4" w:space="0" w:color="000000"/>
@@ -1225,8 +1363,8 @@
       </w:tc>
       <w:tc>
         <w:tcPr>
-          <w:tcW w:w="2516" w:type="dxa"/>
-          <w:gridSpan w:val="4"/>
+          <w:tcW w:w="2396" w:type="dxa"/>
+          <w:gridSpan w:val="5"/>
           <w:tcBorders>
             <w:left w:val="single" w:sz="4" w:space="0" w:color="000000"/>
             <w:bottom w:val="single" w:sz="4" w:space="0" w:color="000000"/>
@@ -1246,8 +1384,8 @@
       </w:tc>
       <w:tc>
         <w:tcPr>
-          <w:tcW w:w="2109" w:type="dxa"/>
-          <w:gridSpan w:val="5"/>
+          <w:tcW w:w="2126" w:type="dxa"/>
+          <w:gridSpan w:val="4"/>
           <w:tcBorders>
             <w:left w:val="single" w:sz="4" w:space="0" w:color="000000"/>
             <w:bottom w:val="single" w:sz="4" w:space="0" w:color="000000"/>
@@ -1267,7 +1405,7 @@
       </w:tc>
       <w:tc>
         <w:tcPr>
-          <w:tcW w:w="739" w:type="dxa"/>
+          <w:tcW w:w="842" w:type="dxa"/>
           <w:tcBorders>
             <w:left w:val="single" w:sz="4" w:space="0" w:color="000000"/>
             <w:bottom w:val="single" w:sz="4" w:space="0" w:color="000000"/>
@@ -1307,6 +1445,16 @@
       </w:tc>
     </w:tr>
   </w:tbl>
+  <w:p>
+    <w:pPr>
+      <w:pStyle w:val="a7"/>
+    </w:pPr>
+  </w:p>
+</w:hdr>
+</file>
+
+<file path=word/header3.xml><?xml version="1.0" encoding="utf-8"?>
+<w:hdr xmlns:wpc="http://schemas.microsoft.com/office/word/2010/wordprocessingCanvas" xmlns:cx="http://schemas.microsoft.com/office/drawing/2014/chartex" xmlns:cx1="http://schemas.microsoft.com/office/drawing/2015/9/8/chartex" xmlns:cx2="http://schemas.microsoft.com/office/drawing/2015/10/21/chartex" xmlns:cx3="http://schemas.microsoft.com/office/drawing/2016/5/9/chartex" xmlns:cx4="http://schemas.microsoft.com/office/drawing/2016/5/10/chartex" xmlns:cx5="http://schemas.microsoft.com/office/drawing/2016/5/11/chartex" xmlns:cx6="http://schemas.microsoft.com/office/drawing/2016/5/12/chartex" xmlns:cx7="http://schemas.microsoft.com/office/drawing/2016/5/13/chartex" xmlns:cx8="http://schemas.microsoft.com/office/drawing/2016/5/14/chartex" xmlns:mc="http://schemas.openxmlformats.org/markup-compatibility/2006" xmlns:aink="http://schemas.microsoft.com/office/drawing/2016/ink" xmlns:am3d="http://schemas.microsoft.com/office/drawing/2017/model3d" xmlns:o="urn:schemas-microsoft-com:office:office" xmlns:r="http://schemas.openxmlformats.org/officeDocument/2006/relationships" xmlns:m="http://schemas.openxmlformats.org/officeDocument/2006/math" xmlns:v="urn:schemas-microsoft-com:vml" xmlns:wp14="http://schemas.microsoft.com/office/word/2010/wordprocessingDrawing" xmlns:wp="http://schemas.openxmlformats.org/drawingml/2006/wordprocessingDrawing" xmlns:w10="urn:schemas-microsoft-com:office:word" xmlns:w="http://schemas.openxmlformats.org/wordprocessingml/2006/main" xmlns:w14="http://schemas.microsoft.com/office/word/2010/wordml" xmlns:w15="http://schemas.microsoft.com/office/word/2012/wordml" xmlns:w16cid="http://schemas.microsoft.com/office/word/2016/wordml/cid" xmlns:w16se="http://schemas.microsoft.com/office/word/2015/wordml/symex" xmlns:wpg="http://schemas.microsoft.com/office/word/2010/wordprocessingGroup" xmlns:wpi="http://schemas.microsoft.com/office/word/2010/wordprocessingInk" xmlns:wne="http://schemas.microsoft.com/office/word/2006/wordml" xmlns:wps="http://schemas.microsoft.com/office/word/2010/wordprocessingShape" mc:Ignorable="w14 w15 w16se w16cid wp14">
   <w:p>
     <w:pPr>
       <w:pStyle w:val="a7"/>
